--- a/Task 2/Test Log.docx
+++ b/Task 2/Test Log.docx
@@ -5,22 +5,23 @@
     <w:tbl>
       <w:tblPr>
         <w:tblStyle w:val="TableGrid"/>
-        <w:tblW w:w="11060" w:type="dxa"/>
-        <w:tblInd w:w="-289" w:type="dxa"/>
+        <w:tblpPr w:leftFromText="180" w:rightFromText="180" w:horzAnchor="margin" w:tblpXSpec="center" w:tblpY="-720"/>
+        <w:tblW w:w="11052" w:type="dxa"/>
+        <w:tblLayout w:type="fixed"/>
         <w:tblLook w:val="04A0" w:firstRow="1" w:lastRow="0" w:firstColumn="1" w:lastColumn="0" w:noHBand="0" w:noVBand="1"/>
       </w:tblPr>
       <w:tblGrid>
-        <w:gridCol w:w="1227"/>
-        <w:gridCol w:w="986"/>
-        <w:gridCol w:w="1121"/>
-        <w:gridCol w:w="1269"/>
-        <w:gridCol w:w="5179"/>
-        <w:gridCol w:w="1278"/>
+        <w:gridCol w:w="1413"/>
+        <w:gridCol w:w="992"/>
+        <w:gridCol w:w="1276"/>
+        <w:gridCol w:w="1417"/>
+        <w:gridCol w:w="4536"/>
+        <w:gridCol w:w="1418"/>
       </w:tblGrid>
       <w:tr>
         <w:tc>
           <w:tcPr>
-            <w:tcW w:w="1227" w:type="dxa"/>
+            <w:tcW w:w="1413" w:type="dxa"/>
             <w:shd w:val="clear" w:color="auto" w:fill="323E4F" w:themeFill="text2" w:themeFillShade="BF"/>
           </w:tcPr>
           <w:p>
@@ -45,7 +46,7 @@
         </w:tc>
         <w:tc>
           <w:tcPr>
-            <w:tcW w:w="986" w:type="dxa"/>
+            <w:tcW w:w="992" w:type="dxa"/>
             <w:shd w:val="clear" w:color="auto" w:fill="323E4F" w:themeFill="text2" w:themeFillShade="BF"/>
           </w:tcPr>
           <w:p>
@@ -70,7 +71,7 @@
         </w:tc>
         <w:tc>
           <w:tcPr>
-            <w:tcW w:w="1121" w:type="dxa"/>
+            <w:tcW w:w="1276" w:type="dxa"/>
             <w:shd w:val="clear" w:color="auto" w:fill="323E4F" w:themeFill="text2" w:themeFillShade="BF"/>
           </w:tcPr>
           <w:p>
@@ -95,7 +96,7 @@
         </w:tc>
         <w:tc>
           <w:tcPr>
-            <w:tcW w:w="1269" w:type="dxa"/>
+            <w:tcW w:w="1417" w:type="dxa"/>
             <w:shd w:val="clear" w:color="auto" w:fill="323E4F" w:themeFill="text2" w:themeFillShade="BF"/>
           </w:tcPr>
           <w:p>
@@ -120,7 +121,7 @@
         </w:tc>
         <w:tc>
           <w:tcPr>
-            <w:tcW w:w="5179" w:type="dxa"/>
+            <w:tcW w:w="4536" w:type="dxa"/>
             <w:shd w:val="clear" w:color="auto" w:fill="323E4F" w:themeFill="text2" w:themeFillShade="BF"/>
           </w:tcPr>
           <w:p>
@@ -145,7 +146,7 @@
         </w:tc>
         <w:tc>
           <w:tcPr>
-            <w:tcW w:w="1278" w:type="dxa"/>
+            <w:tcW w:w="1418" w:type="dxa"/>
             <w:shd w:val="clear" w:color="auto" w:fill="323E4F" w:themeFill="text2" w:themeFillShade="BF"/>
           </w:tcPr>
           <w:p>
@@ -172,7 +173,7 @@
       <w:tr>
         <w:tc>
           <w:tcPr>
-            <w:tcW w:w="1227" w:type="dxa"/>
+            <w:tcW w:w="1413" w:type="dxa"/>
           </w:tcPr>
           <w:p>
             <w:r>
@@ -182,7 +183,7 @@
         </w:tc>
         <w:tc>
           <w:tcPr>
-            <w:tcW w:w="986" w:type="dxa"/>
+            <w:tcW w:w="992" w:type="dxa"/>
           </w:tcPr>
           <w:p>
             <w:r>
@@ -192,7 +193,7 @@
         </w:tc>
         <w:tc>
           <w:tcPr>
-            <w:tcW w:w="1121" w:type="dxa"/>
+            <w:tcW w:w="1276" w:type="dxa"/>
           </w:tcPr>
           <w:p>
             <w:r>
@@ -202,7 +203,7 @@
         </w:tc>
         <w:tc>
           <w:tcPr>
-            <w:tcW w:w="1269" w:type="dxa"/>
+            <w:tcW w:w="1417" w:type="dxa"/>
           </w:tcPr>
           <w:p>
             <w:r>
@@ -212,7 +213,7 @@
         </w:tc>
         <w:tc>
           <w:tcPr>
-            <w:tcW w:w="5179" w:type="dxa"/>
+            <w:tcW w:w="4536" w:type="dxa"/>
           </w:tcPr>
           <w:p>
             <w:pPr>
@@ -225,7 +226,7 @@
         </w:tc>
         <w:tc>
           <w:tcPr>
-            <w:tcW w:w="1278" w:type="dxa"/>
+            <w:tcW w:w="1418" w:type="dxa"/>
           </w:tcPr>
           <w:p>
             <w:r>
@@ -237,7 +238,7 @@
       <w:tr>
         <w:tc>
           <w:tcPr>
-            <w:tcW w:w="1227" w:type="dxa"/>
+            <w:tcW w:w="1413" w:type="dxa"/>
           </w:tcPr>
           <w:p>
             <w:r>
@@ -259,7 +260,7 @@
         </w:tc>
         <w:tc>
           <w:tcPr>
-            <w:tcW w:w="986" w:type="dxa"/>
+            <w:tcW w:w="992" w:type="dxa"/>
           </w:tcPr>
           <w:p>
             <w:r>
@@ -269,7 +270,7 @@
         </w:tc>
         <w:tc>
           <w:tcPr>
-            <w:tcW w:w="1121" w:type="dxa"/>
+            <w:tcW w:w="1276" w:type="dxa"/>
           </w:tcPr>
           <w:p>
             <w:r>
@@ -279,7 +280,7 @@
         </w:tc>
         <w:tc>
           <w:tcPr>
-            <w:tcW w:w="1269" w:type="dxa"/>
+            <w:tcW w:w="1417" w:type="dxa"/>
           </w:tcPr>
           <w:p>
             <w:r>
@@ -289,7 +290,7 @@
         </w:tc>
         <w:tc>
           <w:tcPr>
-            <w:tcW w:w="5179" w:type="dxa"/>
+            <w:tcW w:w="4536" w:type="dxa"/>
           </w:tcPr>
           <w:p>
             <w:pPr>
@@ -302,7 +303,7 @@
         </w:tc>
         <w:tc>
           <w:tcPr>
-            <w:tcW w:w="1278" w:type="dxa"/>
+            <w:tcW w:w="1418" w:type="dxa"/>
           </w:tcPr>
           <w:p>
             <w:r>
@@ -314,7 +315,7 @@
       <w:tr>
         <w:tc>
           <w:tcPr>
-            <w:tcW w:w="1227" w:type="dxa"/>
+            <w:tcW w:w="1413" w:type="dxa"/>
           </w:tcPr>
           <w:p>
             <w:r>
@@ -330,7 +331,7 @@
         </w:tc>
         <w:tc>
           <w:tcPr>
-            <w:tcW w:w="986" w:type="dxa"/>
+            <w:tcW w:w="992" w:type="dxa"/>
           </w:tcPr>
           <w:p>
             <w:r>
@@ -340,7 +341,7 @@
         </w:tc>
         <w:tc>
           <w:tcPr>
-            <w:tcW w:w="1121" w:type="dxa"/>
+            <w:tcW w:w="1276" w:type="dxa"/>
           </w:tcPr>
           <w:p>
             <w:r>
@@ -356,7 +357,7 @@
         </w:tc>
         <w:tc>
           <w:tcPr>
-            <w:tcW w:w="1269" w:type="dxa"/>
+            <w:tcW w:w="1417" w:type="dxa"/>
           </w:tcPr>
           <w:p>
             <w:r>
@@ -366,7 +367,7 @@
         </w:tc>
         <w:tc>
           <w:tcPr>
-            <w:tcW w:w="5179" w:type="dxa"/>
+            <w:tcW w:w="4536" w:type="dxa"/>
           </w:tcPr>
           <w:p>
             <w:pPr>
@@ -379,7 +380,7 @@
         </w:tc>
         <w:tc>
           <w:tcPr>
-            <w:tcW w:w="1278" w:type="dxa"/>
+            <w:tcW w:w="1418" w:type="dxa"/>
           </w:tcPr>
           <w:p>
             <w:r>
@@ -391,7 +392,7 @@
       <w:tr>
         <w:tc>
           <w:tcPr>
-            <w:tcW w:w="1227" w:type="dxa"/>
+            <w:tcW w:w="1413" w:type="dxa"/>
           </w:tcPr>
           <w:p>
             <w:r>
@@ -407,7 +408,7 @@
         </w:tc>
         <w:tc>
           <w:tcPr>
-            <w:tcW w:w="986" w:type="dxa"/>
+            <w:tcW w:w="992" w:type="dxa"/>
           </w:tcPr>
           <w:p>
             <w:r>
@@ -417,7 +418,7 @@
         </w:tc>
         <w:tc>
           <w:tcPr>
-            <w:tcW w:w="1121" w:type="dxa"/>
+            <w:tcW w:w="1276" w:type="dxa"/>
           </w:tcPr>
           <w:p>
             <w:r>
@@ -433,7 +434,7 @@
         </w:tc>
         <w:tc>
           <w:tcPr>
-            <w:tcW w:w="1269" w:type="dxa"/>
+            <w:tcW w:w="1417" w:type="dxa"/>
           </w:tcPr>
           <w:p>
             <w:r>
@@ -443,7 +444,7 @@
         </w:tc>
         <w:tc>
           <w:tcPr>
-            <w:tcW w:w="5179" w:type="dxa"/>
+            <w:tcW w:w="4536" w:type="dxa"/>
           </w:tcPr>
           <w:p>
             <w:pPr>
@@ -456,7 +457,7 @@
         </w:tc>
         <w:tc>
           <w:tcPr>
-            <w:tcW w:w="1278" w:type="dxa"/>
+            <w:tcW w:w="1418" w:type="dxa"/>
           </w:tcPr>
           <w:p>
             <w:r>
@@ -468,7 +469,7 @@
       <w:tr>
         <w:tc>
           <w:tcPr>
-            <w:tcW w:w="1227" w:type="dxa"/>
+            <w:tcW w:w="1413" w:type="dxa"/>
           </w:tcPr>
           <w:p>
             <w:r>
@@ -484,7 +485,7 @@
         </w:tc>
         <w:tc>
           <w:tcPr>
-            <w:tcW w:w="986" w:type="dxa"/>
+            <w:tcW w:w="992" w:type="dxa"/>
           </w:tcPr>
           <w:p>
             <w:r>
@@ -494,7 +495,7 @@
         </w:tc>
         <w:tc>
           <w:tcPr>
-            <w:tcW w:w="1121" w:type="dxa"/>
+            <w:tcW w:w="1276" w:type="dxa"/>
           </w:tcPr>
           <w:p>
             <w:r>
@@ -510,7 +511,7 @@
         </w:tc>
         <w:tc>
           <w:tcPr>
-            <w:tcW w:w="1269" w:type="dxa"/>
+            <w:tcW w:w="1417" w:type="dxa"/>
           </w:tcPr>
           <w:p>
             <w:r>
@@ -520,7 +521,7 @@
         </w:tc>
         <w:tc>
           <w:tcPr>
-            <w:tcW w:w="5179" w:type="dxa"/>
+            <w:tcW w:w="4536" w:type="dxa"/>
           </w:tcPr>
           <w:p>
             <w:pPr>
@@ -533,7 +534,7 @@
         </w:tc>
         <w:tc>
           <w:tcPr>
-            <w:tcW w:w="1278" w:type="dxa"/>
+            <w:tcW w:w="1418" w:type="dxa"/>
           </w:tcPr>
           <w:p>
             <w:r>
@@ -545,7 +546,7 @@
       <w:tr>
         <w:tc>
           <w:tcPr>
-            <w:tcW w:w="1227" w:type="dxa"/>
+            <w:tcW w:w="1413" w:type="dxa"/>
           </w:tcPr>
           <w:p>
             <w:r>
@@ -561,7 +562,7 @@
         </w:tc>
         <w:tc>
           <w:tcPr>
-            <w:tcW w:w="986" w:type="dxa"/>
+            <w:tcW w:w="992" w:type="dxa"/>
           </w:tcPr>
           <w:p>
             <w:r>
@@ -571,7 +572,7 @@
         </w:tc>
         <w:tc>
           <w:tcPr>
-            <w:tcW w:w="1121" w:type="dxa"/>
+            <w:tcW w:w="1276" w:type="dxa"/>
           </w:tcPr>
           <w:p>
             <w:r>
@@ -587,7 +588,7 @@
         </w:tc>
         <w:tc>
           <w:tcPr>
-            <w:tcW w:w="1269" w:type="dxa"/>
+            <w:tcW w:w="1417" w:type="dxa"/>
           </w:tcPr>
           <w:p>
             <w:r>
@@ -597,7 +598,7 @@
         </w:tc>
         <w:tc>
           <w:tcPr>
-            <w:tcW w:w="5179" w:type="dxa"/>
+            <w:tcW w:w="4536" w:type="dxa"/>
           </w:tcPr>
           <w:p>
             <w:pPr>
@@ -610,7 +611,7 @@
         </w:tc>
         <w:tc>
           <w:tcPr>
-            <w:tcW w:w="1278" w:type="dxa"/>
+            <w:tcW w:w="1418" w:type="dxa"/>
           </w:tcPr>
           <w:p>
             <w:r>
@@ -622,7 +623,7 @@
       <w:tr>
         <w:tc>
           <w:tcPr>
-            <w:tcW w:w="1227" w:type="dxa"/>
+            <w:tcW w:w="1413" w:type="dxa"/>
           </w:tcPr>
           <w:p>
             <w:r>
@@ -647,7 +648,7 @@
         </w:tc>
         <w:tc>
           <w:tcPr>
-            <w:tcW w:w="986" w:type="dxa"/>
+            <w:tcW w:w="992" w:type="dxa"/>
           </w:tcPr>
           <w:p>
             <w:r>
@@ -657,7 +658,7 @@
         </w:tc>
         <w:tc>
           <w:tcPr>
-            <w:tcW w:w="1121" w:type="dxa"/>
+            <w:tcW w:w="1276" w:type="dxa"/>
           </w:tcPr>
           <w:p>
             <w:r>
@@ -673,7 +674,7 @@
         </w:tc>
         <w:tc>
           <w:tcPr>
-            <w:tcW w:w="1269" w:type="dxa"/>
+            <w:tcW w:w="1417" w:type="dxa"/>
           </w:tcPr>
           <w:p>
             <w:r>
@@ -689,7 +690,7 @@
         </w:tc>
         <w:tc>
           <w:tcPr>
-            <w:tcW w:w="5179" w:type="dxa"/>
+            <w:tcW w:w="4536" w:type="dxa"/>
           </w:tcPr>
           <w:p>
             <w:pPr>
@@ -705,9 +706,9 @@
             </w:pPr>
             <w:r>
               <w:drawing>
-                <wp:inline distT="0" distB="0" distL="0" distR="0" wp14:anchorId="18A33C01" wp14:editId="27F4FED3">
-                  <wp:extent cx="3151794" cy="1976120"/>
-                  <wp:effectExtent l="0" t="0" r="0" b="5080"/>
+                <wp:inline distT="0" distB="0" distL="0" distR="0" wp14:anchorId="18A33C01" wp14:editId="66244A98">
+                  <wp:extent cx="2622430" cy="1644218"/>
+                  <wp:effectExtent l="0" t="0" r="6985" b="0"/>
                   <wp:docPr id="1" name="Picture 1"/>
                   <wp:cNvGraphicFramePr>
                     <a:graphicFrameLocks xmlns:a="http://schemas.openxmlformats.org/drawingml/2006/main" noChangeAspect="1"/>
@@ -728,7 +729,7 @@
                         <pic:spPr>
                           <a:xfrm>
                             <a:off x="0" y="0"/>
-                            <a:ext cx="3168903" cy="1986847"/>
+                            <a:ext cx="2633668" cy="1651264"/>
                           </a:xfrm>
                           <a:prstGeom prst="rect">
                             <a:avLst/>
@@ -744,7 +745,7 @@
         </w:tc>
         <w:tc>
           <w:tcPr>
-            <w:tcW w:w="1278" w:type="dxa"/>
+            <w:tcW w:w="1418" w:type="dxa"/>
           </w:tcPr>
           <w:p>
             <w:r>
@@ -756,7 +757,7 @@
       <w:tr>
         <w:tc>
           <w:tcPr>
-            <w:tcW w:w="1227" w:type="dxa"/>
+            <w:tcW w:w="1413" w:type="dxa"/>
           </w:tcPr>
           <w:p>
             <w:r>
@@ -773,7 +774,7 @@
         </w:tc>
         <w:tc>
           <w:tcPr>
-            <w:tcW w:w="986" w:type="dxa"/>
+            <w:tcW w:w="992" w:type="dxa"/>
           </w:tcPr>
           <w:p>
             <w:r>
@@ -783,7 +784,7 @@
         </w:tc>
         <w:tc>
           <w:tcPr>
-            <w:tcW w:w="1121" w:type="dxa"/>
+            <w:tcW w:w="1276" w:type="dxa"/>
           </w:tcPr>
           <w:p>
             <w:r>
@@ -799,7 +800,7 @@
         </w:tc>
         <w:tc>
           <w:tcPr>
-            <w:tcW w:w="1269" w:type="dxa"/>
+            <w:tcW w:w="1417" w:type="dxa"/>
           </w:tcPr>
           <w:p>
             <w:r>
@@ -809,7 +810,7 @@
         </w:tc>
         <w:tc>
           <w:tcPr>
-            <w:tcW w:w="5179" w:type="dxa"/>
+            <w:tcW w:w="4536" w:type="dxa"/>
           </w:tcPr>
           <w:p>
             <w:pPr>
@@ -825,9 +826,9 @@
             </w:pPr>
             <w:r>
               <w:drawing>
-                <wp:inline distT="0" distB="0" distL="0" distR="0" wp14:anchorId="17053CF2" wp14:editId="66535B30">
-                  <wp:extent cx="3149777" cy="1654642"/>
-                  <wp:effectExtent l="0" t="0" r="0" b="3175"/>
+                <wp:inline distT="0" distB="0" distL="0" distR="0" wp14:anchorId="17053CF2" wp14:editId="28217AD6">
+                  <wp:extent cx="2553419" cy="1341362"/>
+                  <wp:effectExtent l="0" t="0" r="0" b="0"/>
                   <wp:docPr id="2" name="Picture 2"/>
                   <wp:cNvGraphicFramePr>
                     <a:graphicFrameLocks xmlns:a="http://schemas.openxmlformats.org/drawingml/2006/main" noChangeAspect="1"/>
@@ -848,7 +849,7 @@
                         <pic:spPr>
                           <a:xfrm>
                             <a:off x="0" y="0"/>
-                            <a:ext cx="3201305" cy="1681711"/>
+                            <a:ext cx="2574640" cy="1352510"/>
                           </a:xfrm>
                           <a:prstGeom prst="rect">
                             <a:avLst/>
@@ -864,7 +865,7 @@
         </w:tc>
         <w:tc>
           <w:tcPr>
-            <w:tcW w:w="1278" w:type="dxa"/>
+            <w:tcW w:w="1418" w:type="dxa"/>
           </w:tcPr>
           <w:p>
             <w:r>
@@ -879,7 +880,7 @@
         </w:trPr>
         <w:tc>
           <w:tcPr>
-            <w:tcW w:w="1227" w:type="dxa"/>
+            <w:tcW w:w="1413" w:type="dxa"/>
           </w:tcPr>
           <w:p>
             <w:r>
@@ -895,7 +896,7 @@
         </w:tc>
         <w:tc>
           <w:tcPr>
-            <w:tcW w:w="986" w:type="dxa"/>
+            <w:tcW w:w="992" w:type="dxa"/>
           </w:tcPr>
           <w:p>
             <w:r>
@@ -905,7 +906,7 @@
         </w:tc>
         <w:tc>
           <w:tcPr>
-            <w:tcW w:w="1121" w:type="dxa"/>
+            <w:tcW w:w="1276" w:type="dxa"/>
           </w:tcPr>
           <w:p>
             <w:r>
@@ -915,7 +916,7 @@
         </w:tc>
         <w:tc>
           <w:tcPr>
-            <w:tcW w:w="1269" w:type="dxa"/>
+            <w:tcW w:w="1417" w:type="dxa"/>
           </w:tcPr>
           <w:p>
             <w:r>
@@ -931,7 +932,7 @@
         </w:tc>
         <w:tc>
           <w:tcPr>
-            <w:tcW w:w="5179" w:type="dxa"/>
+            <w:tcW w:w="4536" w:type="dxa"/>
           </w:tcPr>
           <w:p>
             <w:pPr>
@@ -944,7 +945,7 @@
         </w:tc>
         <w:tc>
           <w:tcPr>
-            <w:tcW w:w="1278" w:type="dxa"/>
+            <w:tcW w:w="1418" w:type="dxa"/>
           </w:tcPr>
           <w:p>
             <w:r>
@@ -956,7 +957,7 @@
       <w:tr>
         <w:tc>
           <w:tcPr>
-            <w:tcW w:w="1227" w:type="dxa"/>
+            <w:tcW w:w="1413" w:type="dxa"/>
           </w:tcPr>
           <w:p>
             <w:r>
@@ -972,7 +973,7 @@
         </w:tc>
         <w:tc>
           <w:tcPr>
-            <w:tcW w:w="986" w:type="dxa"/>
+            <w:tcW w:w="992" w:type="dxa"/>
           </w:tcPr>
           <w:p>
             <w:r>
@@ -982,7 +983,7 @@
         </w:tc>
         <w:tc>
           <w:tcPr>
-            <w:tcW w:w="1121" w:type="dxa"/>
+            <w:tcW w:w="1276" w:type="dxa"/>
           </w:tcPr>
           <w:p>
             <w:r>
@@ -998,7 +999,7 @@
         </w:tc>
         <w:tc>
           <w:tcPr>
-            <w:tcW w:w="1269" w:type="dxa"/>
+            <w:tcW w:w="1417" w:type="dxa"/>
           </w:tcPr>
           <w:p>
             <w:r>
@@ -1014,7 +1015,7 @@
         </w:tc>
         <w:tc>
           <w:tcPr>
-            <w:tcW w:w="5179" w:type="dxa"/>
+            <w:tcW w:w="4536" w:type="dxa"/>
           </w:tcPr>
           <w:p>
             <w:pPr>
@@ -1027,7 +1028,7 @@
         </w:tc>
         <w:tc>
           <w:tcPr>
-            <w:tcW w:w="1278" w:type="dxa"/>
+            <w:tcW w:w="1418" w:type="dxa"/>
           </w:tcPr>
           <w:p>
             <w:r>
@@ -1039,23 +1040,23 @@
       <w:tr>
         <w:tc>
           <w:tcPr>
-            <w:tcW w:w="1227" w:type="dxa"/>
-          </w:tcPr>
-          <w:p>
-            <w:r>
-              <w:t xml:space="preserve">Testing the </w:t>
-            </w:r>
-            <w:r>
-              <w:t>account</w:t>
-            </w:r>
-            <w:r>
-              <w:t xml:space="preserve"> page icon on the navigation bar when a user is logged in</w:t>
-            </w:r>
-          </w:p>
-        </w:tc>
-        <w:tc>
-          <w:tcPr>
-            <w:tcW w:w="986" w:type="dxa"/>
+            <w:tcW w:w="1413" w:type="dxa"/>
+          </w:tcPr>
+          <w:p>
+            <w:r>
+              <w:t xml:space="preserve">Testing the sign </w:t>
+            </w:r>
+            <w:r>
+              <w:t>out</w:t>
+            </w:r>
+            <w:r>
+              <w:t xml:space="preserve"> page link on the navigation bar</w:t>
+            </w:r>
+          </w:p>
+        </w:tc>
+        <w:tc>
+          <w:tcPr>
+            <w:tcW w:w="992" w:type="dxa"/>
           </w:tcPr>
           <w:p>
             <w:r>
@@ -1065,39 +1066,45 @@
         </w:tc>
         <w:tc>
           <w:tcPr>
-            <w:tcW w:w="1121" w:type="dxa"/>
-          </w:tcPr>
-          <w:p>
-            <w:r>
-              <w:t xml:space="preserve">Redirects user to the </w:t>
-            </w:r>
-            <w:r>
-              <w:t xml:space="preserve">account </w:t>
-            </w:r>
-            <w:r>
-              <w:t>page</w:t>
-            </w:r>
-          </w:p>
-        </w:tc>
-        <w:tc>
-          <w:tcPr>
-            <w:tcW w:w="1269" w:type="dxa"/>
-          </w:tcPr>
-          <w:p>
-            <w:r>
-              <w:t xml:space="preserve">The link redirects the user successfully to the </w:t>
-            </w:r>
-            <w:r>
-              <w:t>account</w:t>
-            </w:r>
-            <w:r>
-              <w:t xml:space="preserve"> page</w:t>
-            </w:r>
-          </w:p>
-        </w:tc>
-        <w:tc>
-          <w:tcPr>
-            <w:tcW w:w="5179" w:type="dxa"/>
+            <w:tcW w:w="1276" w:type="dxa"/>
+          </w:tcPr>
+          <w:p>
+            <w:r>
+              <w:t>Logs</w:t>
+            </w:r>
+            <w:r>
+              <w:t xml:space="preserve"> user</w:t>
+            </w:r>
+            <w:r>
+              <w:t xml:space="preserve"> out and redirects them to the home page</w:t>
+            </w:r>
+          </w:p>
+        </w:tc>
+        <w:tc>
+          <w:tcPr>
+            <w:tcW w:w="1417" w:type="dxa"/>
+          </w:tcPr>
+          <w:p>
+            <w:r>
+              <w:t xml:space="preserve">The link </w:t>
+            </w:r>
+            <w:r>
+              <w:t xml:space="preserve">logs out the user and </w:t>
+            </w:r>
+            <w:r>
+              <w:t>redirects the</w:t>
+            </w:r>
+            <w:r>
+              <w:t xml:space="preserve">m to the home page </w:t>
+            </w:r>
+            <w:r>
+              <w:t xml:space="preserve">successfully </w:t>
+            </w:r>
+          </w:p>
+        </w:tc>
+        <w:tc>
+          <w:tcPr>
+            <w:tcW w:w="4536" w:type="dxa"/>
           </w:tcPr>
           <w:p>
             <w:pPr>
@@ -1110,7 +1117,7 @@
         </w:tc>
         <w:tc>
           <w:tcPr>
-            <w:tcW w:w="1278" w:type="dxa"/>
+            <w:tcW w:w="1418" w:type="dxa"/>
           </w:tcPr>
           <w:p>
             <w:r>
@@ -1122,41 +1129,78 @@
       <w:tr>
         <w:tc>
           <w:tcPr>
-            <w:tcW w:w="1227" w:type="dxa"/>
-          </w:tcPr>
-          <w:p/>
-        </w:tc>
-        <w:tc>
-          <w:tcPr>
-            <w:tcW w:w="986" w:type="dxa"/>
-          </w:tcPr>
-          <w:p/>
-        </w:tc>
-        <w:tc>
-          <w:tcPr>
-            <w:tcW w:w="1121" w:type="dxa"/>
-          </w:tcPr>
-          <w:p/>
-        </w:tc>
-        <w:tc>
-          <w:tcPr>
-            <w:tcW w:w="1269" w:type="dxa"/>
-          </w:tcPr>
-          <w:p/>
-        </w:tc>
-        <w:tc>
-          <w:tcPr>
-            <w:tcW w:w="5179" w:type="dxa"/>
-          </w:tcPr>
-          <w:p>
-            <w:pPr>
-              <w:jc w:val="center"/>
-            </w:pPr>
-          </w:p>
-        </w:tc>
-        <w:tc>
-          <w:tcPr>
-            <w:tcW w:w="1278" w:type="dxa"/>
+            <w:tcW w:w="1413" w:type="dxa"/>
+          </w:tcPr>
+          <w:p>
+            <w:r>
+              <w:t xml:space="preserve">Testing the </w:t>
+            </w:r>
+            <w:r>
+              <w:t>account</w:t>
+            </w:r>
+            <w:r>
+              <w:t xml:space="preserve"> page icon on the navigation bar when a user is logged in</w:t>
+            </w:r>
+          </w:p>
+        </w:tc>
+        <w:tc>
+          <w:tcPr>
+            <w:tcW w:w="992" w:type="dxa"/>
+          </w:tcPr>
+          <w:p>
+            <w:r>
+              <w:t>No test data required</w:t>
+            </w:r>
+          </w:p>
+        </w:tc>
+        <w:tc>
+          <w:tcPr>
+            <w:tcW w:w="1276" w:type="dxa"/>
+          </w:tcPr>
+          <w:p>
+            <w:r>
+              <w:t xml:space="preserve">Redirects user to the </w:t>
+            </w:r>
+            <w:r>
+              <w:t xml:space="preserve">account </w:t>
+            </w:r>
+            <w:r>
+              <w:t>page</w:t>
+            </w:r>
+          </w:p>
+        </w:tc>
+        <w:tc>
+          <w:tcPr>
+            <w:tcW w:w="1417" w:type="dxa"/>
+          </w:tcPr>
+          <w:p>
+            <w:r>
+              <w:t xml:space="preserve">The link redirects the user successfully to the </w:t>
+            </w:r>
+            <w:r>
+              <w:t>account</w:t>
+            </w:r>
+            <w:r>
+              <w:t xml:space="preserve"> page</w:t>
+            </w:r>
+          </w:p>
+        </w:tc>
+        <w:tc>
+          <w:tcPr>
+            <w:tcW w:w="4536" w:type="dxa"/>
+          </w:tcPr>
+          <w:p>
+            <w:pPr>
+              <w:jc w:val="center"/>
+            </w:pPr>
+            <w:r>
+              <w:t>PASS</w:t>
+            </w:r>
+          </w:p>
+        </w:tc>
+        <w:tc>
+          <w:tcPr>
+            <w:tcW w:w="1418" w:type="dxa"/>
           </w:tcPr>
           <w:p>
             <w:r>
@@ -1168,41 +1212,86 @@
       <w:tr>
         <w:tc>
           <w:tcPr>
-            <w:tcW w:w="1227" w:type="dxa"/>
-          </w:tcPr>
-          <w:p/>
-        </w:tc>
-        <w:tc>
-          <w:tcPr>
-            <w:tcW w:w="986" w:type="dxa"/>
-          </w:tcPr>
-          <w:p/>
-        </w:tc>
-        <w:tc>
-          <w:tcPr>
-            <w:tcW w:w="1121" w:type="dxa"/>
-          </w:tcPr>
-          <w:p/>
-        </w:tc>
-        <w:tc>
-          <w:tcPr>
-            <w:tcW w:w="1269" w:type="dxa"/>
-          </w:tcPr>
-          <w:p/>
-        </w:tc>
-        <w:tc>
-          <w:tcPr>
-            <w:tcW w:w="5179" w:type="dxa"/>
-          </w:tcPr>
-          <w:p>
-            <w:pPr>
-              <w:jc w:val="center"/>
-            </w:pPr>
-          </w:p>
-        </w:tc>
-        <w:tc>
-          <w:tcPr>
-            <w:tcW w:w="1278" w:type="dxa"/>
+            <w:tcW w:w="1413" w:type="dxa"/>
+          </w:tcPr>
+          <w:p>
+            <w:r>
+              <w:t xml:space="preserve">Testing the </w:t>
+            </w:r>
+            <w:r>
+              <w:t>profile link</w:t>
+            </w:r>
+          </w:p>
+          <w:p>
+            <w:r>
+              <w:t>on the</w:t>
+            </w:r>
+            <w:r>
+              <w:t xml:space="preserve"> side panel in the account</w:t>
+            </w:r>
+            <w:r>
+              <w:t xml:space="preserve"> page</w:t>
+            </w:r>
+            <w:r>
+              <w:t xml:space="preserve"> </w:t>
+            </w:r>
+            <w:r>
+              <w:t>when a user is logged in</w:t>
+            </w:r>
+          </w:p>
+        </w:tc>
+        <w:tc>
+          <w:tcPr>
+            <w:tcW w:w="992" w:type="dxa"/>
+          </w:tcPr>
+          <w:p>
+            <w:r>
+              <w:t>No test data required</w:t>
+            </w:r>
+          </w:p>
+        </w:tc>
+        <w:tc>
+          <w:tcPr>
+            <w:tcW w:w="1276" w:type="dxa"/>
+          </w:tcPr>
+          <w:p>
+            <w:r>
+              <w:t xml:space="preserve">Redirects user to the </w:t>
+            </w:r>
+            <w:r>
+              <w:t>profile</w:t>
+            </w:r>
+            <w:r>
+              <w:t xml:space="preserve"> page</w:t>
+            </w:r>
+          </w:p>
+        </w:tc>
+        <w:tc>
+          <w:tcPr>
+            <w:tcW w:w="1417" w:type="dxa"/>
+          </w:tcPr>
+          <w:p>
+            <w:r>
+              <w:t>The link redirects the user successfully to the profile page</w:t>
+            </w:r>
+          </w:p>
+        </w:tc>
+        <w:tc>
+          <w:tcPr>
+            <w:tcW w:w="4536" w:type="dxa"/>
+          </w:tcPr>
+          <w:p>
+            <w:pPr>
+              <w:jc w:val="center"/>
+            </w:pPr>
+            <w:r>
+              <w:t>PASS</w:t>
+            </w:r>
+          </w:p>
+        </w:tc>
+        <w:tc>
+          <w:tcPr>
+            <w:tcW w:w="1418" w:type="dxa"/>
           </w:tcPr>
           <w:p>
             <w:r>
@@ -1214,41 +1303,95 @@
       <w:tr>
         <w:tc>
           <w:tcPr>
-            <w:tcW w:w="1227" w:type="dxa"/>
-          </w:tcPr>
-          <w:p/>
-        </w:tc>
-        <w:tc>
-          <w:tcPr>
-            <w:tcW w:w="986" w:type="dxa"/>
-          </w:tcPr>
-          <w:p/>
-        </w:tc>
-        <w:tc>
-          <w:tcPr>
-            <w:tcW w:w="1121" w:type="dxa"/>
-          </w:tcPr>
-          <w:p/>
-        </w:tc>
-        <w:tc>
-          <w:tcPr>
-            <w:tcW w:w="1269" w:type="dxa"/>
-          </w:tcPr>
-          <w:p/>
-        </w:tc>
-        <w:tc>
-          <w:tcPr>
-            <w:tcW w:w="5179" w:type="dxa"/>
-          </w:tcPr>
-          <w:p>
-            <w:pPr>
-              <w:jc w:val="center"/>
-            </w:pPr>
-          </w:p>
-        </w:tc>
-        <w:tc>
-          <w:tcPr>
-            <w:tcW w:w="1278" w:type="dxa"/>
+            <w:tcW w:w="1413" w:type="dxa"/>
+          </w:tcPr>
+          <w:p>
+            <w:r>
+              <w:t xml:space="preserve">Testing the </w:t>
+            </w:r>
+            <w:r>
+              <w:t>two-factor authentication</w:t>
+            </w:r>
+            <w:r>
+              <w:t xml:space="preserve"> link</w:t>
+            </w:r>
+          </w:p>
+          <w:p>
+            <w:r>
+              <w:t>on the side panel in the account page</w:t>
+            </w:r>
+            <w:r>
+              <w:t xml:space="preserve"> </w:t>
+            </w:r>
+            <w:r>
+              <w:t>when a user is logged in</w:t>
+            </w:r>
+          </w:p>
+        </w:tc>
+        <w:tc>
+          <w:tcPr>
+            <w:tcW w:w="992" w:type="dxa"/>
+          </w:tcPr>
+          <w:p>
+            <w:r>
+              <w:t>No test data required</w:t>
+            </w:r>
+          </w:p>
+        </w:tc>
+        <w:tc>
+          <w:tcPr>
+            <w:tcW w:w="1276" w:type="dxa"/>
+          </w:tcPr>
+          <w:p>
+            <w:r>
+              <w:t xml:space="preserve">Redirects user to the </w:t>
+            </w:r>
+            <w:r>
+              <w:t>two-factor authentication</w:t>
+            </w:r>
+            <w:r>
+              <w:t xml:space="preserve"> page</w:t>
+            </w:r>
+          </w:p>
+        </w:tc>
+        <w:tc>
+          <w:tcPr>
+            <w:tcW w:w="1417" w:type="dxa"/>
+          </w:tcPr>
+          <w:p>
+            <w:r>
+              <w:t xml:space="preserve">The link redirects the user successfully to </w:t>
+            </w:r>
+            <w:r>
+              <w:t>the two</w:t>
+            </w:r>
+            <w:r>
+              <w:t>-factor authentication</w:t>
+            </w:r>
+            <w:r>
+              <w:t xml:space="preserve"> </w:t>
+            </w:r>
+            <w:r>
+              <w:t>page</w:t>
+            </w:r>
+          </w:p>
+        </w:tc>
+        <w:tc>
+          <w:tcPr>
+            <w:tcW w:w="4536" w:type="dxa"/>
+          </w:tcPr>
+          <w:p>
+            <w:pPr>
+              <w:jc w:val="center"/>
+            </w:pPr>
+            <w:r>
+              <w:t>PASS</w:t>
+            </w:r>
+          </w:p>
+        </w:tc>
+        <w:tc>
+          <w:tcPr>
+            <w:tcW w:w="1418" w:type="dxa"/>
           </w:tcPr>
           <w:p>
             <w:r>
@@ -1260,41 +1403,96 @@
       <w:tr>
         <w:tc>
           <w:tcPr>
-            <w:tcW w:w="1227" w:type="dxa"/>
-          </w:tcPr>
-          <w:p/>
-        </w:tc>
-        <w:tc>
-          <w:tcPr>
-            <w:tcW w:w="986" w:type="dxa"/>
-          </w:tcPr>
-          <w:p/>
-        </w:tc>
-        <w:tc>
-          <w:tcPr>
-            <w:tcW w:w="1121" w:type="dxa"/>
-          </w:tcPr>
-          <w:p/>
-        </w:tc>
-        <w:tc>
-          <w:tcPr>
-            <w:tcW w:w="1269" w:type="dxa"/>
-          </w:tcPr>
-          <w:p/>
-        </w:tc>
-        <w:tc>
-          <w:tcPr>
-            <w:tcW w:w="5179" w:type="dxa"/>
-          </w:tcPr>
-          <w:p>
-            <w:pPr>
-              <w:jc w:val="center"/>
-            </w:pPr>
-          </w:p>
-        </w:tc>
-        <w:tc>
-          <w:tcPr>
-            <w:tcW w:w="1278" w:type="dxa"/>
+            <w:tcW w:w="1413" w:type="dxa"/>
+          </w:tcPr>
+          <w:p>
+            <w:r>
+              <w:lastRenderedPageBreak/>
+              <w:t xml:space="preserve">Testing the </w:t>
+            </w:r>
+            <w:r>
+              <w:t>personal data</w:t>
+            </w:r>
+            <w:r>
+              <w:t xml:space="preserve"> link</w:t>
+            </w:r>
+          </w:p>
+          <w:p>
+            <w:r>
+              <w:t>on the side panel in the account page when a user is logged in</w:t>
+            </w:r>
+          </w:p>
+        </w:tc>
+        <w:tc>
+          <w:tcPr>
+            <w:tcW w:w="992" w:type="dxa"/>
+          </w:tcPr>
+          <w:p>
+            <w:r>
+              <w:t>No test data required</w:t>
+            </w:r>
+          </w:p>
+        </w:tc>
+        <w:tc>
+          <w:tcPr>
+            <w:tcW w:w="1276" w:type="dxa"/>
+          </w:tcPr>
+          <w:p>
+            <w:r>
+              <w:t xml:space="preserve">Redirects user to </w:t>
+            </w:r>
+            <w:r>
+              <w:t xml:space="preserve">the </w:t>
+            </w:r>
+            <w:r>
+              <w:t>personal</w:t>
+            </w:r>
+            <w:r>
+              <w:t xml:space="preserve"> data</w:t>
+            </w:r>
+            <w:r>
+              <w:t xml:space="preserve"> page</w:t>
+            </w:r>
+          </w:p>
+        </w:tc>
+        <w:tc>
+          <w:tcPr>
+            <w:tcW w:w="1417" w:type="dxa"/>
+          </w:tcPr>
+          <w:p>
+            <w:r>
+              <w:t xml:space="preserve">The link redirects the user successfully to </w:t>
+            </w:r>
+            <w:r>
+              <w:t xml:space="preserve">the </w:t>
+            </w:r>
+            <w:r>
+              <w:t>personal</w:t>
+            </w:r>
+            <w:r>
+              <w:t xml:space="preserve"> data</w:t>
+            </w:r>
+            <w:r>
+              <w:t xml:space="preserve"> page</w:t>
+            </w:r>
+          </w:p>
+        </w:tc>
+        <w:tc>
+          <w:tcPr>
+            <w:tcW w:w="4536" w:type="dxa"/>
+          </w:tcPr>
+          <w:p>
+            <w:pPr>
+              <w:jc w:val="center"/>
+            </w:pPr>
+            <w:r>
+              <w:t>PASS</w:t>
+            </w:r>
+          </w:p>
+        </w:tc>
+        <w:tc>
+          <w:tcPr>
+            <w:tcW w:w="1418" w:type="dxa"/>
           </w:tcPr>
           <w:p>
             <w:r>
@@ -1306,41 +1504,86 @@
       <w:tr>
         <w:tc>
           <w:tcPr>
-            <w:tcW w:w="1227" w:type="dxa"/>
-          </w:tcPr>
-          <w:p/>
-        </w:tc>
-        <w:tc>
-          <w:tcPr>
-            <w:tcW w:w="986" w:type="dxa"/>
-          </w:tcPr>
-          <w:p/>
-        </w:tc>
-        <w:tc>
-          <w:tcPr>
-            <w:tcW w:w="1121" w:type="dxa"/>
-          </w:tcPr>
-          <w:p/>
-        </w:tc>
-        <w:tc>
-          <w:tcPr>
-            <w:tcW w:w="1269" w:type="dxa"/>
-          </w:tcPr>
-          <w:p/>
-        </w:tc>
-        <w:tc>
-          <w:tcPr>
-            <w:tcW w:w="5179" w:type="dxa"/>
-          </w:tcPr>
-          <w:p>
-            <w:pPr>
-              <w:jc w:val="center"/>
-            </w:pPr>
-          </w:p>
-        </w:tc>
-        <w:tc>
-          <w:tcPr>
-            <w:tcW w:w="1278" w:type="dxa"/>
+            <w:tcW w:w="1413" w:type="dxa"/>
+          </w:tcPr>
+          <w:p>
+            <w:r>
+              <w:t xml:space="preserve">Testing the </w:t>
+            </w:r>
+            <w:r>
+              <w:t>orders</w:t>
+            </w:r>
+            <w:r>
+              <w:t xml:space="preserve"> link</w:t>
+            </w:r>
+          </w:p>
+          <w:p>
+            <w:r>
+              <w:t>on the side panel in the account page when a user is logged in</w:t>
+            </w:r>
+          </w:p>
+        </w:tc>
+        <w:tc>
+          <w:tcPr>
+            <w:tcW w:w="992" w:type="dxa"/>
+          </w:tcPr>
+          <w:p>
+            <w:r>
+              <w:t>No test data required</w:t>
+            </w:r>
+          </w:p>
+        </w:tc>
+        <w:tc>
+          <w:tcPr>
+            <w:tcW w:w="1276" w:type="dxa"/>
+          </w:tcPr>
+          <w:p>
+            <w:r>
+              <w:t xml:space="preserve">Redirects user to the </w:t>
+            </w:r>
+            <w:r>
+              <w:t>orders</w:t>
+            </w:r>
+            <w:r>
+              <w:t xml:space="preserve"> </w:t>
+            </w:r>
+            <w:r>
+              <w:t>page</w:t>
+            </w:r>
+          </w:p>
+        </w:tc>
+        <w:tc>
+          <w:tcPr>
+            <w:tcW w:w="1417" w:type="dxa"/>
+          </w:tcPr>
+          <w:p>
+            <w:r>
+              <w:t xml:space="preserve">The link redirects the user successfully to the </w:t>
+            </w:r>
+            <w:r>
+              <w:t>orders</w:t>
+            </w:r>
+            <w:r>
+              <w:t xml:space="preserve"> page</w:t>
+            </w:r>
+          </w:p>
+        </w:tc>
+        <w:tc>
+          <w:tcPr>
+            <w:tcW w:w="4536" w:type="dxa"/>
+          </w:tcPr>
+          <w:p>
+            <w:pPr>
+              <w:jc w:val="center"/>
+            </w:pPr>
+            <w:r>
+              <w:t>PASS</w:t>
+            </w:r>
+          </w:p>
+        </w:tc>
+        <w:tc>
+          <w:tcPr>
+            <w:tcW w:w="1418" w:type="dxa"/>
           </w:tcPr>
           <w:p>
             <w:r>
@@ -1352,41 +1595,89 @@
       <w:tr>
         <w:tc>
           <w:tcPr>
-            <w:tcW w:w="1227" w:type="dxa"/>
-          </w:tcPr>
-          <w:p/>
-        </w:tc>
-        <w:tc>
-          <w:tcPr>
-            <w:tcW w:w="986" w:type="dxa"/>
-          </w:tcPr>
-          <w:p/>
-        </w:tc>
-        <w:tc>
-          <w:tcPr>
-            <w:tcW w:w="1121" w:type="dxa"/>
-          </w:tcPr>
-          <w:p/>
-        </w:tc>
-        <w:tc>
-          <w:tcPr>
-            <w:tcW w:w="1269" w:type="dxa"/>
-          </w:tcPr>
-          <w:p/>
-        </w:tc>
-        <w:tc>
-          <w:tcPr>
-            <w:tcW w:w="5179" w:type="dxa"/>
-          </w:tcPr>
-          <w:p>
-            <w:pPr>
-              <w:jc w:val="center"/>
-            </w:pPr>
-          </w:p>
-        </w:tc>
-        <w:tc>
-          <w:tcPr>
-            <w:tcW w:w="1278" w:type="dxa"/>
+            <w:tcW w:w="1413" w:type="dxa"/>
+          </w:tcPr>
+          <w:p>
+            <w:r>
+              <w:t xml:space="preserve">Testing </w:t>
+            </w:r>
+            <w:r>
+              <w:t>my</w:t>
+            </w:r>
+            <w:r>
+              <w:t xml:space="preserve"> loyalty</w:t>
+            </w:r>
+            <w:r>
+              <w:t xml:space="preserve"> link</w:t>
+            </w:r>
+          </w:p>
+          <w:p>
+            <w:r>
+              <w:t>on the side panel in the account page when a user is logged in</w:t>
+            </w:r>
+          </w:p>
+        </w:tc>
+        <w:tc>
+          <w:tcPr>
+            <w:tcW w:w="992" w:type="dxa"/>
+          </w:tcPr>
+          <w:p>
+            <w:r>
+              <w:t>No test data required</w:t>
+            </w:r>
+          </w:p>
+        </w:tc>
+        <w:tc>
+          <w:tcPr>
+            <w:tcW w:w="1276" w:type="dxa"/>
+          </w:tcPr>
+          <w:p>
+            <w:r>
+              <w:t xml:space="preserve">Redirects user to the </w:t>
+            </w:r>
+            <w:r>
+              <w:t>loyalty</w:t>
+            </w:r>
+            <w:r>
+              <w:t xml:space="preserve"> </w:t>
+            </w:r>
+            <w:r>
+              <w:t>page</w:t>
+            </w:r>
+          </w:p>
+        </w:tc>
+        <w:tc>
+          <w:tcPr>
+            <w:tcW w:w="1417" w:type="dxa"/>
+          </w:tcPr>
+          <w:p>
+            <w:r>
+              <w:t xml:space="preserve">The link redirects the user successfully to the </w:t>
+            </w:r>
+            <w:r>
+              <w:t>loyalty</w:t>
+            </w:r>
+            <w:r>
+              <w:t xml:space="preserve"> page</w:t>
+            </w:r>
+          </w:p>
+        </w:tc>
+        <w:tc>
+          <w:tcPr>
+            <w:tcW w:w="4536" w:type="dxa"/>
+          </w:tcPr>
+          <w:p>
+            <w:pPr>
+              <w:jc w:val="center"/>
+            </w:pPr>
+            <w:r>
+              <w:t>PASS</w:t>
+            </w:r>
+          </w:p>
+        </w:tc>
+        <w:tc>
+          <w:tcPr>
+            <w:tcW w:w="1418" w:type="dxa"/>
           </w:tcPr>
           <w:p>
             <w:r>
@@ -1398,41 +1689,95 @@
       <w:tr>
         <w:tc>
           <w:tcPr>
-            <w:tcW w:w="1227" w:type="dxa"/>
-          </w:tcPr>
-          <w:p/>
-        </w:tc>
-        <w:tc>
-          <w:tcPr>
-            <w:tcW w:w="986" w:type="dxa"/>
-          </w:tcPr>
-          <w:p/>
-        </w:tc>
-        <w:tc>
-          <w:tcPr>
-            <w:tcW w:w="1121" w:type="dxa"/>
-          </w:tcPr>
-          <w:p/>
-        </w:tc>
-        <w:tc>
-          <w:tcPr>
-            <w:tcW w:w="1269" w:type="dxa"/>
-          </w:tcPr>
-          <w:p/>
-        </w:tc>
-        <w:tc>
-          <w:tcPr>
-            <w:tcW w:w="5179" w:type="dxa"/>
-          </w:tcPr>
-          <w:p>
-            <w:pPr>
-              <w:jc w:val="center"/>
-            </w:pPr>
-          </w:p>
-        </w:tc>
-        <w:tc>
-          <w:tcPr>
-            <w:tcW w:w="1278" w:type="dxa"/>
+            <w:tcW w:w="1413" w:type="dxa"/>
+          </w:tcPr>
+          <w:p>
+            <w:r>
+              <w:t>Testing my</w:t>
+            </w:r>
+            <w:r>
+              <w:t xml:space="preserve"> </w:t>
+            </w:r>
+            <w:r>
+              <w:t>address book</w:t>
+            </w:r>
+            <w:r>
+              <w:t xml:space="preserve"> link</w:t>
+            </w:r>
+          </w:p>
+          <w:p>
+            <w:r>
+              <w:t>on the side panel in the account page when a user is logged in</w:t>
+            </w:r>
+          </w:p>
+        </w:tc>
+        <w:tc>
+          <w:tcPr>
+            <w:tcW w:w="992" w:type="dxa"/>
+          </w:tcPr>
+          <w:p>
+            <w:r>
+              <w:t>No test data required</w:t>
+            </w:r>
+          </w:p>
+        </w:tc>
+        <w:tc>
+          <w:tcPr>
+            <w:tcW w:w="1276" w:type="dxa"/>
+          </w:tcPr>
+          <w:p>
+            <w:r>
+              <w:t xml:space="preserve">Redirects user to the </w:t>
+            </w:r>
+            <w:r>
+              <w:t>address book</w:t>
+            </w:r>
+            <w:r>
+              <w:t xml:space="preserve"> </w:t>
+            </w:r>
+            <w:r>
+              <w:t>page</w:t>
+            </w:r>
+          </w:p>
+        </w:tc>
+        <w:tc>
+          <w:tcPr>
+            <w:tcW w:w="1417" w:type="dxa"/>
+          </w:tcPr>
+          <w:p>
+            <w:r>
+              <w:t xml:space="preserve">The link redirects the user successfully to </w:t>
+            </w:r>
+            <w:r>
+              <w:t xml:space="preserve">the </w:t>
+            </w:r>
+            <w:r>
+              <w:t>address</w:t>
+            </w:r>
+            <w:r>
+              <w:t xml:space="preserve"> book </w:t>
+            </w:r>
+            <w:r>
+              <w:t>page</w:t>
+            </w:r>
+          </w:p>
+        </w:tc>
+        <w:tc>
+          <w:tcPr>
+            <w:tcW w:w="4536" w:type="dxa"/>
+          </w:tcPr>
+          <w:p>
+            <w:pPr>
+              <w:jc w:val="center"/>
+            </w:pPr>
+            <w:r>
+              <w:t>PASS</w:t>
+            </w:r>
+          </w:p>
+        </w:tc>
+        <w:tc>
+          <w:tcPr>
+            <w:tcW w:w="1418" w:type="dxa"/>
           </w:tcPr>
           <w:p>
             <w:r>
@@ -1444,41 +1789,66 @@
       <w:tr>
         <w:tc>
           <w:tcPr>
-            <w:tcW w:w="1227" w:type="dxa"/>
-          </w:tcPr>
-          <w:p/>
-        </w:tc>
-        <w:tc>
-          <w:tcPr>
-            <w:tcW w:w="986" w:type="dxa"/>
-          </w:tcPr>
-          <w:p/>
-        </w:tc>
-        <w:tc>
-          <w:tcPr>
-            <w:tcW w:w="1121" w:type="dxa"/>
-          </w:tcPr>
-          <w:p/>
-        </w:tc>
-        <w:tc>
-          <w:tcPr>
-            <w:tcW w:w="1269" w:type="dxa"/>
-          </w:tcPr>
-          <w:p/>
-        </w:tc>
-        <w:tc>
-          <w:tcPr>
-            <w:tcW w:w="5179" w:type="dxa"/>
-          </w:tcPr>
-          <w:p>
-            <w:pPr>
-              <w:jc w:val="center"/>
-            </w:pPr>
-          </w:p>
-        </w:tc>
-        <w:tc>
-          <w:tcPr>
-            <w:tcW w:w="1278" w:type="dxa"/>
+            <w:tcW w:w="1413" w:type="dxa"/>
+          </w:tcPr>
+          <w:p>
+            <w:r>
+              <w:t>Testing my “All Products” quick link in the footer</w:t>
+            </w:r>
+          </w:p>
+        </w:tc>
+        <w:tc>
+          <w:tcPr>
+            <w:tcW w:w="992" w:type="dxa"/>
+          </w:tcPr>
+          <w:p>
+            <w:r>
+              <w:t>No test data required</w:t>
+            </w:r>
+          </w:p>
+        </w:tc>
+        <w:tc>
+          <w:tcPr>
+            <w:tcW w:w="1276" w:type="dxa"/>
+          </w:tcPr>
+          <w:p>
+            <w:r>
+              <w:t>Redirects user to the shop page</w:t>
+            </w:r>
+          </w:p>
+        </w:tc>
+        <w:tc>
+          <w:tcPr>
+            <w:tcW w:w="1417" w:type="dxa"/>
+          </w:tcPr>
+          <w:p>
+            <w:r>
+              <w:t xml:space="preserve">The link redirects the user successfully to the </w:t>
+            </w:r>
+            <w:r>
+              <w:t xml:space="preserve">shop </w:t>
+            </w:r>
+            <w:r>
+              <w:t>page</w:t>
+            </w:r>
+          </w:p>
+        </w:tc>
+        <w:tc>
+          <w:tcPr>
+            <w:tcW w:w="4536" w:type="dxa"/>
+          </w:tcPr>
+          <w:p>
+            <w:pPr>
+              <w:jc w:val="center"/>
+            </w:pPr>
+            <w:r>
+              <w:t>PASS</w:t>
+            </w:r>
+          </w:p>
+        </w:tc>
+        <w:tc>
+          <w:tcPr>
+            <w:tcW w:w="1418" w:type="dxa"/>
           </w:tcPr>
           <w:p>
             <w:r>
@@ -1490,41 +1860,120 @@
       <w:tr>
         <w:tc>
           <w:tcPr>
-            <w:tcW w:w="1227" w:type="dxa"/>
-          </w:tcPr>
-          <w:p/>
-        </w:tc>
-        <w:tc>
-          <w:tcPr>
-            <w:tcW w:w="986" w:type="dxa"/>
-          </w:tcPr>
-          <w:p/>
-        </w:tc>
-        <w:tc>
-          <w:tcPr>
-            <w:tcW w:w="1121" w:type="dxa"/>
-          </w:tcPr>
-          <w:p/>
-        </w:tc>
-        <w:tc>
-          <w:tcPr>
-            <w:tcW w:w="1269" w:type="dxa"/>
-          </w:tcPr>
-          <w:p/>
-        </w:tc>
-        <w:tc>
-          <w:tcPr>
-            <w:tcW w:w="5179" w:type="dxa"/>
-          </w:tcPr>
-          <w:p>
-            <w:pPr>
-              <w:jc w:val="center"/>
-            </w:pPr>
-          </w:p>
-        </w:tc>
-        <w:tc>
-          <w:tcPr>
-            <w:tcW w:w="1278" w:type="dxa"/>
+            <w:tcW w:w="1413" w:type="dxa"/>
+          </w:tcPr>
+          <w:p>
+            <w:r>
+              <w:t>Testing my “</w:t>
+            </w:r>
+            <w:r>
+              <w:t>Fruit &amp; Veg</w:t>
+            </w:r>
+            <w:r>
+              <w:t>” quick link in the footer</w:t>
+            </w:r>
+          </w:p>
+        </w:tc>
+        <w:tc>
+          <w:tcPr>
+            <w:tcW w:w="992" w:type="dxa"/>
+          </w:tcPr>
+          <w:p>
+            <w:r>
+              <w:t>No test data required</w:t>
+            </w:r>
+          </w:p>
+        </w:tc>
+        <w:tc>
+          <w:tcPr>
+            <w:tcW w:w="1276" w:type="dxa"/>
+          </w:tcPr>
+          <w:p>
+            <w:r>
+              <w:t xml:space="preserve">Redirects user to </w:t>
+            </w:r>
+            <w:r>
+              <w:t xml:space="preserve">a filtered </w:t>
+            </w:r>
+            <w:r>
+              <w:t>shop page</w:t>
+            </w:r>
+            <w:r>
+              <w:t xml:space="preserve"> with only fruits and vegetables displayed</w:t>
+            </w:r>
+          </w:p>
+        </w:tc>
+        <w:tc>
+          <w:tcPr>
+            <w:tcW w:w="1417" w:type="dxa"/>
+          </w:tcPr>
+          <w:p>
+            <w:r>
+              <w:t xml:space="preserve">The link redirects the user successfully to </w:t>
+            </w:r>
+            <w:r>
+              <w:t>a filtered shop page with only fruits and vegetables displayed</w:t>
+            </w:r>
+          </w:p>
+        </w:tc>
+        <w:tc>
+          <w:tcPr>
+            <w:tcW w:w="4536" w:type="dxa"/>
+          </w:tcPr>
+          <w:p>
+            <w:pPr>
+              <w:jc w:val="center"/>
+            </w:pPr>
+            <w:r>
+              <w:t>PASS</w:t>
+            </w:r>
+          </w:p>
+          <w:p>
+            <w:pPr>
+              <w:jc w:val="center"/>
+            </w:pPr>
+            <w:r>
+              <w:drawing>
+                <wp:inline distT="0" distB="0" distL="0" distR="0" wp14:anchorId="04293BA3" wp14:editId="3D8069E6">
+                  <wp:extent cx="2334829" cy="2060812"/>
+                  <wp:effectExtent l="0" t="0" r="8890" b="0"/>
+                  <wp:docPr id="3" name="Picture 3"/>
+                  <wp:cNvGraphicFramePr>
+                    <a:graphicFrameLocks xmlns:a="http://schemas.openxmlformats.org/drawingml/2006/main" noChangeAspect="1"/>
+                  </wp:cNvGraphicFramePr>
+                  <a:graphic xmlns:a="http://schemas.openxmlformats.org/drawingml/2006/main">
+                    <a:graphicData uri="http://schemas.openxmlformats.org/drawingml/2006/picture">
+                      <pic:pic xmlns:pic="http://schemas.openxmlformats.org/drawingml/2006/picture">
+                        <pic:nvPicPr>
+                          <pic:cNvPr id="1" name=""/>
+                          <pic:cNvPicPr/>
+                        </pic:nvPicPr>
+                        <pic:blipFill>
+                          <a:blip r:embed="rId6"/>
+                          <a:stretch>
+                            <a:fillRect/>
+                          </a:stretch>
+                        </pic:blipFill>
+                        <pic:spPr>
+                          <a:xfrm>
+                            <a:off x="0" y="0"/>
+                            <a:ext cx="2350128" cy="2074315"/>
+                          </a:xfrm>
+                          <a:prstGeom prst="rect">
+                            <a:avLst/>
+                          </a:prstGeom>
+                        </pic:spPr>
+                      </pic:pic>
+                    </a:graphicData>
+                  </a:graphic>
+                </wp:inline>
+              </w:drawing>
+            </w:r>
+          </w:p>
+        </w:tc>
+        <w:tc>
+          <w:tcPr>
+            <w:tcW w:w="1418" w:type="dxa"/>
           </w:tcPr>
           <w:p>
             <w:r>
@@ -1536,41 +1985,136 @@
       <w:tr>
         <w:tc>
           <w:tcPr>
-            <w:tcW w:w="1227" w:type="dxa"/>
-          </w:tcPr>
-          <w:p/>
-        </w:tc>
-        <w:tc>
-          <w:tcPr>
-            <w:tcW w:w="986" w:type="dxa"/>
-          </w:tcPr>
-          <w:p/>
-        </w:tc>
-        <w:tc>
-          <w:tcPr>
-            <w:tcW w:w="1121" w:type="dxa"/>
-          </w:tcPr>
-          <w:p/>
-        </w:tc>
-        <w:tc>
-          <w:tcPr>
-            <w:tcW w:w="1269" w:type="dxa"/>
-          </w:tcPr>
-          <w:p/>
-        </w:tc>
-        <w:tc>
-          <w:tcPr>
-            <w:tcW w:w="5179" w:type="dxa"/>
-          </w:tcPr>
-          <w:p>
-            <w:pPr>
-              <w:jc w:val="center"/>
-            </w:pPr>
-          </w:p>
-        </w:tc>
-        <w:tc>
-          <w:tcPr>
-            <w:tcW w:w="1278" w:type="dxa"/>
+            <w:tcW w:w="1413" w:type="dxa"/>
+          </w:tcPr>
+          <w:p>
+            <w:r>
+              <w:lastRenderedPageBreak/>
+              <w:t>Testing my “</w:t>
+            </w:r>
+            <w:r>
+              <w:t>Dairy</w:t>
+            </w:r>
+            <w:r>
+              <w:t xml:space="preserve"> &amp; </w:t>
+            </w:r>
+            <w:r>
+              <w:t>Eggs</w:t>
+            </w:r>
+            <w:r>
+              <w:t>” quick link in the footer</w:t>
+            </w:r>
+          </w:p>
+        </w:tc>
+        <w:tc>
+          <w:tcPr>
+            <w:tcW w:w="992" w:type="dxa"/>
+          </w:tcPr>
+          <w:p>
+            <w:r>
+              <w:t>No test data required</w:t>
+            </w:r>
+          </w:p>
+        </w:tc>
+        <w:tc>
+          <w:tcPr>
+            <w:tcW w:w="1276" w:type="dxa"/>
+          </w:tcPr>
+          <w:p>
+            <w:r>
+              <w:t xml:space="preserve">Redirects user to a filtered shop page with only </w:t>
+            </w:r>
+            <w:r>
+              <w:t>dairy products</w:t>
+            </w:r>
+            <w:r>
+              <w:t xml:space="preserve"> and </w:t>
+            </w:r>
+            <w:r>
+              <w:t>eggs</w:t>
+            </w:r>
+            <w:r>
+              <w:t xml:space="preserve"> displayed</w:t>
+            </w:r>
+          </w:p>
+        </w:tc>
+        <w:tc>
+          <w:tcPr>
+            <w:tcW w:w="1417" w:type="dxa"/>
+          </w:tcPr>
+          <w:p>
+            <w:r>
+              <w:t xml:space="preserve">The link redirects the user successfully to </w:t>
+            </w:r>
+            <w:r>
+              <w:t xml:space="preserve">a filtered shop page with </w:t>
+            </w:r>
+            <w:r>
+              <w:t>only dairy</w:t>
+            </w:r>
+            <w:r>
+              <w:t xml:space="preserve"> products and eggs displayed</w:t>
+            </w:r>
+          </w:p>
+        </w:tc>
+        <w:tc>
+          <w:tcPr>
+            <w:tcW w:w="4536" w:type="dxa"/>
+          </w:tcPr>
+          <w:p>
+            <w:pPr>
+              <w:jc w:val="center"/>
+            </w:pPr>
+            <w:r>
+              <w:t>Pass</w:t>
+            </w:r>
+          </w:p>
+          <w:p>
+            <w:pPr>
+              <w:jc w:val="center"/>
+            </w:pPr>
+            <w:r>
+              <w:drawing>
+                <wp:inline distT="0" distB="0" distL="0" distR="0" wp14:anchorId="374504EE" wp14:editId="6DDAE3D8">
+                  <wp:extent cx="2743200" cy="1584960"/>
+                  <wp:effectExtent l="0" t="0" r="0" b="0"/>
+                  <wp:docPr id="4" name="Picture 4"/>
+                  <wp:cNvGraphicFramePr>
+                    <a:graphicFrameLocks xmlns:a="http://schemas.openxmlformats.org/drawingml/2006/main" noChangeAspect="1"/>
+                  </wp:cNvGraphicFramePr>
+                  <a:graphic xmlns:a="http://schemas.openxmlformats.org/drawingml/2006/main">
+                    <a:graphicData uri="http://schemas.openxmlformats.org/drawingml/2006/picture">
+                      <pic:pic xmlns:pic="http://schemas.openxmlformats.org/drawingml/2006/picture">
+                        <pic:nvPicPr>
+                          <pic:cNvPr id="1" name=""/>
+                          <pic:cNvPicPr/>
+                        </pic:nvPicPr>
+                        <pic:blipFill>
+                          <a:blip r:embed="rId7"/>
+                          <a:stretch>
+                            <a:fillRect/>
+                          </a:stretch>
+                        </pic:blipFill>
+                        <pic:spPr>
+                          <a:xfrm>
+                            <a:off x="0" y="0"/>
+                            <a:ext cx="2743200" cy="1584960"/>
+                          </a:xfrm>
+                          <a:prstGeom prst="rect">
+                            <a:avLst/>
+                          </a:prstGeom>
+                        </pic:spPr>
+                      </pic:pic>
+                    </a:graphicData>
+                  </a:graphic>
+                </wp:inline>
+              </w:drawing>
+            </w:r>
+          </w:p>
+        </w:tc>
+        <w:tc>
+          <w:tcPr>
+            <w:tcW w:w="1418" w:type="dxa"/>
           </w:tcPr>
           <w:p>
             <w:r>
@@ -1582,41 +2126,141 @@
       <w:tr>
         <w:tc>
           <w:tcPr>
-            <w:tcW w:w="1227" w:type="dxa"/>
-          </w:tcPr>
-          <w:p/>
-        </w:tc>
-        <w:tc>
-          <w:tcPr>
-            <w:tcW w:w="986" w:type="dxa"/>
-          </w:tcPr>
-          <w:p/>
-        </w:tc>
-        <w:tc>
-          <w:tcPr>
-            <w:tcW w:w="1121" w:type="dxa"/>
-          </w:tcPr>
-          <w:p/>
-        </w:tc>
-        <w:tc>
-          <w:tcPr>
-            <w:tcW w:w="1269" w:type="dxa"/>
-          </w:tcPr>
-          <w:p/>
-        </w:tc>
-        <w:tc>
-          <w:tcPr>
-            <w:tcW w:w="5179" w:type="dxa"/>
-          </w:tcPr>
-          <w:p>
-            <w:pPr>
-              <w:jc w:val="center"/>
-            </w:pPr>
-          </w:p>
-        </w:tc>
-        <w:tc>
-          <w:tcPr>
-            <w:tcW w:w="1278" w:type="dxa"/>
+            <w:tcW w:w="1413" w:type="dxa"/>
+          </w:tcPr>
+          <w:p>
+            <w:r>
+              <w:t>Testing my “</w:t>
+            </w:r>
+            <w:r>
+              <w:t>Bread</w:t>
+            </w:r>
+            <w:r>
+              <w:t xml:space="preserve"> &amp; </w:t>
+            </w:r>
+            <w:r>
+              <w:t>Bakery</w:t>
+            </w:r>
+            <w:r>
+              <w:t>” quick link in the footer</w:t>
+            </w:r>
+          </w:p>
+        </w:tc>
+        <w:tc>
+          <w:tcPr>
+            <w:tcW w:w="992" w:type="dxa"/>
+          </w:tcPr>
+          <w:p>
+            <w:r>
+              <w:t>No test data required</w:t>
+            </w:r>
+          </w:p>
+        </w:tc>
+        <w:tc>
+          <w:tcPr>
+            <w:tcW w:w="1276" w:type="dxa"/>
+          </w:tcPr>
+          <w:p>
+            <w:r>
+              <w:t xml:space="preserve">Redirects user to a filtered shop page with only </w:t>
+            </w:r>
+            <w:r>
+              <w:t>bread</w:t>
+            </w:r>
+            <w:r>
+              <w:t xml:space="preserve"> </w:t>
+            </w:r>
+            <w:r>
+              <w:t>and bakery</w:t>
+            </w:r>
+            <w:r>
+              <w:t xml:space="preserve"> displayed</w:t>
+            </w:r>
+          </w:p>
+        </w:tc>
+        <w:tc>
+          <w:tcPr>
+            <w:tcW w:w="1417" w:type="dxa"/>
+          </w:tcPr>
+          <w:p>
+            <w:r>
+              <w:t xml:space="preserve">The link redirects the user successfully to </w:t>
+            </w:r>
+            <w:r>
+              <w:t>a filtered shop page with only</w:t>
+            </w:r>
+            <w:r>
+              <w:t xml:space="preserve"> </w:t>
+            </w:r>
+            <w:r>
+              <w:t>bread and bakery</w:t>
+            </w:r>
+            <w:r>
+              <w:t xml:space="preserve"> </w:t>
+            </w:r>
+            <w:r>
+              <w:t>displayed</w:t>
+            </w:r>
+          </w:p>
+        </w:tc>
+        <w:tc>
+          <w:tcPr>
+            <w:tcW w:w="4536" w:type="dxa"/>
+          </w:tcPr>
+          <w:p>
+            <w:pPr>
+              <w:jc w:val="center"/>
+            </w:pPr>
+            <w:r>
+              <w:t>Pass</w:t>
+            </w:r>
+          </w:p>
+          <w:p>
+            <w:pPr>
+              <w:jc w:val="center"/>
+            </w:pPr>
+            <w:r>
+              <w:drawing>
+                <wp:inline distT="0" distB="0" distL="0" distR="0" wp14:anchorId="4197A3F5" wp14:editId="7179C7C4">
+                  <wp:extent cx="2743200" cy="1445260"/>
+                  <wp:effectExtent l="0" t="0" r="0" b="2540"/>
+                  <wp:docPr id="5" name="Picture 5"/>
+                  <wp:cNvGraphicFramePr>
+                    <a:graphicFrameLocks xmlns:a="http://schemas.openxmlformats.org/drawingml/2006/main" noChangeAspect="1"/>
+                  </wp:cNvGraphicFramePr>
+                  <a:graphic xmlns:a="http://schemas.openxmlformats.org/drawingml/2006/main">
+                    <a:graphicData uri="http://schemas.openxmlformats.org/drawingml/2006/picture">
+                      <pic:pic xmlns:pic="http://schemas.openxmlformats.org/drawingml/2006/picture">
+                        <pic:nvPicPr>
+                          <pic:cNvPr id="1" name=""/>
+                          <pic:cNvPicPr/>
+                        </pic:nvPicPr>
+                        <pic:blipFill>
+                          <a:blip r:embed="rId8"/>
+                          <a:stretch>
+                            <a:fillRect/>
+                          </a:stretch>
+                        </pic:blipFill>
+                        <pic:spPr>
+                          <a:xfrm>
+                            <a:off x="0" y="0"/>
+                            <a:ext cx="2743200" cy="1445260"/>
+                          </a:xfrm>
+                          <a:prstGeom prst="rect">
+                            <a:avLst/>
+                          </a:prstGeom>
+                        </pic:spPr>
+                      </pic:pic>
+                    </a:graphicData>
+                  </a:graphic>
+                </wp:inline>
+              </w:drawing>
+            </w:r>
+          </w:p>
+        </w:tc>
+        <w:tc>
+          <w:tcPr>
+            <w:tcW w:w="1418" w:type="dxa"/>
           </w:tcPr>
           <w:p>
             <w:r>
@@ -1628,41 +2272,135 @@
       <w:tr>
         <w:tc>
           <w:tcPr>
-            <w:tcW w:w="1227" w:type="dxa"/>
-          </w:tcPr>
-          <w:p/>
-        </w:tc>
-        <w:tc>
-          <w:tcPr>
-            <w:tcW w:w="986" w:type="dxa"/>
-          </w:tcPr>
-          <w:p/>
-        </w:tc>
-        <w:tc>
-          <w:tcPr>
-            <w:tcW w:w="1121" w:type="dxa"/>
-          </w:tcPr>
-          <w:p/>
-        </w:tc>
-        <w:tc>
-          <w:tcPr>
-            <w:tcW w:w="1269" w:type="dxa"/>
-          </w:tcPr>
-          <w:p/>
-        </w:tc>
-        <w:tc>
-          <w:tcPr>
-            <w:tcW w:w="5179" w:type="dxa"/>
-          </w:tcPr>
-          <w:p>
-            <w:pPr>
-              <w:jc w:val="center"/>
-            </w:pPr>
-          </w:p>
-        </w:tc>
-        <w:tc>
-          <w:tcPr>
-            <w:tcW w:w="1278" w:type="dxa"/>
+            <w:tcW w:w="1413" w:type="dxa"/>
+          </w:tcPr>
+          <w:p>
+            <w:r>
+              <w:t>Testing my “</w:t>
+            </w:r>
+            <w:r>
+              <w:t>Meat</w:t>
+            </w:r>
+            <w:r>
+              <w:t xml:space="preserve"> &amp; </w:t>
+            </w:r>
+            <w:r>
+              <w:t>Poultry</w:t>
+            </w:r>
+            <w:r>
+              <w:t>” quick link in the footer</w:t>
+            </w:r>
+          </w:p>
+        </w:tc>
+        <w:tc>
+          <w:tcPr>
+            <w:tcW w:w="992" w:type="dxa"/>
+          </w:tcPr>
+          <w:p>
+            <w:r>
+              <w:t>No test data required</w:t>
+            </w:r>
+          </w:p>
+        </w:tc>
+        <w:tc>
+          <w:tcPr>
+            <w:tcW w:w="1276" w:type="dxa"/>
+          </w:tcPr>
+          <w:p>
+            <w:r>
+              <w:t xml:space="preserve">Redirects user to a filtered shop page with only </w:t>
+            </w:r>
+            <w:r>
+              <w:t>meat</w:t>
+            </w:r>
+            <w:r>
+              <w:t xml:space="preserve"> and </w:t>
+            </w:r>
+            <w:r>
+              <w:t>poultry</w:t>
+            </w:r>
+            <w:r>
+              <w:t xml:space="preserve"> displayed</w:t>
+            </w:r>
+          </w:p>
+        </w:tc>
+        <w:tc>
+          <w:tcPr>
+            <w:tcW w:w="1417" w:type="dxa"/>
+          </w:tcPr>
+          <w:p>
+            <w:r>
+              <w:t xml:space="preserve">The link redirects the user successfully to </w:t>
+            </w:r>
+            <w:r>
+              <w:t xml:space="preserve">a filtered shop page with </w:t>
+            </w:r>
+            <w:r>
+              <w:t>only meat</w:t>
+            </w:r>
+            <w:r>
+              <w:t xml:space="preserve"> and poultry displayed</w:t>
+            </w:r>
+          </w:p>
+        </w:tc>
+        <w:tc>
+          <w:tcPr>
+            <w:tcW w:w="4536" w:type="dxa"/>
+          </w:tcPr>
+          <w:p>
+            <w:pPr>
+              <w:jc w:val="center"/>
+            </w:pPr>
+            <w:r>
+              <w:t>Pass</w:t>
+            </w:r>
+          </w:p>
+          <w:p>
+            <w:pPr>
+              <w:jc w:val="center"/>
+            </w:pPr>
+            <w:r>
+              <w:drawing>
+                <wp:inline distT="0" distB="0" distL="0" distR="0" wp14:anchorId="1D613F61" wp14:editId="36C93525">
+                  <wp:extent cx="2743200" cy="1421130"/>
+                  <wp:effectExtent l="0" t="0" r="0" b="7620"/>
+                  <wp:docPr id="6" name="Picture 6"/>
+                  <wp:cNvGraphicFramePr>
+                    <a:graphicFrameLocks xmlns:a="http://schemas.openxmlformats.org/drawingml/2006/main" noChangeAspect="1"/>
+                  </wp:cNvGraphicFramePr>
+                  <a:graphic xmlns:a="http://schemas.openxmlformats.org/drawingml/2006/main">
+                    <a:graphicData uri="http://schemas.openxmlformats.org/drawingml/2006/picture">
+                      <pic:pic xmlns:pic="http://schemas.openxmlformats.org/drawingml/2006/picture">
+                        <pic:nvPicPr>
+                          <pic:cNvPr id="1" name=""/>
+                          <pic:cNvPicPr/>
+                        </pic:nvPicPr>
+                        <pic:blipFill>
+                          <a:blip r:embed="rId9"/>
+                          <a:stretch>
+                            <a:fillRect/>
+                          </a:stretch>
+                        </pic:blipFill>
+                        <pic:spPr>
+                          <a:xfrm>
+                            <a:off x="0" y="0"/>
+                            <a:ext cx="2743200" cy="1421130"/>
+                          </a:xfrm>
+                          <a:prstGeom prst="rect">
+                            <a:avLst/>
+                          </a:prstGeom>
+                        </pic:spPr>
+                      </pic:pic>
+                    </a:graphicData>
+                  </a:graphic>
+                </wp:inline>
+              </w:drawing>
+            </w:r>
+          </w:p>
+        </w:tc>
+        <w:tc>
+          <w:tcPr>
+            <w:tcW w:w="1418" w:type="dxa"/>
           </w:tcPr>
           <w:p>
             <w:r>
@@ -1674,41 +2412,135 @@
       <w:tr>
         <w:tc>
           <w:tcPr>
-            <w:tcW w:w="1227" w:type="dxa"/>
-          </w:tcPr>
-          <w:p/>
-        </w:tc>
-        <w:tc>
-          <w:tcPr>
-            <w:tcW w:w="986" w:type="dxa"/>
-          </w:tcPr>
-          <w:p/>
-        </w:tc>
-        <w:tc>
-          <w:tcPr>
-            <w:tcW w:w="1121" w:type="dxa"/>
-          </w:tcPr>
-          <w:p/>
-        </w:tc>
-        <w:tc>
-          <w:tcPr>
-            <w:tcW w:w="1269" w:type="dxa"/>
-          </w:tcPr>
-          <w:p/>
-        </w:tc>
-        <w:tc>
-          <w:tcPr>
-            <w:tcW w:w="5179" w:type="dxa"/>
-          </w:tcPr>
-          <w:p>
-            <w:pPr>
-              <w:jc w:val="center"/>
-            </w:pPr>
-          </w:p>
-        </w:tc>
-        <w:tc>
-          <w:tcPr>
-            <w:tcW w:w="1278" w:type="dxa"/>
+            <w:tcW w:w="1413" w:type="dxa"/>
+          </w:tcPr>
+          <w:p>
+            <w:r>
+              <w:t>Testing my “</w:t>
+            </w:r>
+            <w:r>
+              <w:t>Honey</w:t>
+            </w:r>
+            <w:r>
+              <w:t xml:space="preserve"> &amp; </w:t>
+            </w:r>
+            <w:r>
+              <w:t>Preserves</w:t>
+            </w:r>
+            <w:r>
+              <w:t>” quick link in the footer</w:t>
+            </w:r>
+          </w:p>
+        </w:tc>
+        <w:tc>
+          <w:tcPr>
+            <w:tcW w:w="992" w:type="dxa"/>
+          </w:tcPr>
+          <w:p>
+            <w:r>
+              <w:t>No test data required</w:t>
+            </w:r>
+          </w:p>
+        </w:tc>
+        <w:tc>
+          <w:tcPr>
+            <w:tcW w:w="1276" w:type="dxa"/>
+          </w:tcPr>
+          <w:p>
+            <w:r>
+              <w:t xml:space="preserve">Redirects user to a filtered shop page with only </w:t>
+            </w:r>
+            <w:r>
+              <w:t>honey</w:t>
+            </w:r>
+            <w:r>
+              <w:t xml:space="preserve"> and p</w:t>
+            </w:r>
+            <w:r>
+              <w:t>reserves</w:t>
+            </w:r>
+            <w:r>
+              <w:t xml:space="preserve"> displayed</w:t>
+            </w:r>
+          </w:p>
+        </w:tc>
+        <w:tc>
+          <w:tcPr>
+            <w:tcW w:w="1417" w:type="dxa"/>
+          </w:tcPr>
+          <w:p>
+            <w:r>
+              <w:t xml:space="preserve">The link redirects the user successfully to </w:t>
+            </w:r>
+            <w:r>
+              <w:t xml:space="preserve">a filtered shop page with </w:t>
+            </w:r>
+            <w:r>
+              <w:t>only honey</w:t>
+            </w:r>
+            <w:r>
+              <w:t xml:space="preserve"> and preserves displayed</w:t>
+            </w:r>
+          </w:p>
+        </w:tc>
+        <w:tc>
+          <w:tcPr>
+            <w:tcW w:w="4536" w:type="dxa"/>
+          </w:tcPr>
+          <w:p>
+            <w:pPr>
+              <w:jc w:val="center"/>
+            </w:pPr>
+            <w:r>
+              <w:t>Pass</w:t>
+            </w:r>
+          </w:p>
+          <w:p>
+            <w:pPr>
+              <w:jc w:val="center"/>
+            </w:pPr>
+            <w:r>
+              <w:drawing>
+                <wp:inline distT="0" distB="0" distL="0" distR="0" wp14:anchorId="764C669A" wp14:editId="6C091F13">
+                  <wp:extent cx="2743200" cy="1506220"/>
+                  <wp:effectExtent l="0" t="0" r="0" b="0"/>
+                  <wp:docPr id="7" name="Picture 7"/>
+                  <wp:cNvGraphicFramePr>
+                    <a:graphicFrameLocks xmlns:a="http://schemas.openxmlformats.org/drawingml/2006/main" noChangeAspect="1"/>
+                  </wp:cNvGraphicFramePr>
+                  <a:graphic xmlns:a="http://schemas.openxmlformats.org/drawingml/2006/main">
+                    <a:graphicData uri="http://schemas.openxmlformats.org/drawingml/2006/picture">
+                      <pic:pic xmlns:pic="http://schemas.openxmlformats.org/drawingml/2006/picture">
+                        <pic:nvPicPr>
+                          <pic:cNvPr id="1" name=""/>
+                          <pic:cNvPicPr/>
+                        </pic:nvPicPr>
+                        <pic:blipFill>
+                          <a:blip r:embed="rId10"/>
+                          <a:stretch>
+                            <a:fillRect/>
+                          </a:stretch>
+                        </pic:blipFill>
+                        <pic:spPr>
+                          <a:xfrm>
+                            <a:off x="0" y="0"/>
+                            <a:ext cx="2743200" cy="1506220"/>
+                          </a:xfrm>
+                          <a:prstGeom prst="rect">
+                            <a:avLst/>
+                          </a:prstGeom>
+                        </pic:spPr>
+                      </pic:pic>
+                    </a:graphicData>
+                  </a:graphic>
+                </wp:inline>
+              </w:drawing>
+            </w:r>
+          </w:p>
+        </w:tc>
+        <w:tc>
+          <w:tcPr>
+            <w:tcW w:w="1418" w:type="dxa"/>
           </w:tcPr>
           <w:p>
             <w:r>
@@ -1720,41 +2552,66 @@
       <w:tr>
         <w:tc>
           <w:tcPr>
-            <w:tcW w:w="1227" w:type="dxa"/>
-          </w:tcPr>
-          <w:p/>
-        </w:tc>
-        <w:tc>
-          <w:tcPr>
-            <w:tcW w:w="986" w:type="dxa"/>
-          </w:tcPr>
-          <w:p/>
-        </w:tc>
-        <w:tc>
-          <w:tcPr>
-            <w:tcW w:w="1121" w:type="dxa"/>
-          </w:tcPr>
-          <w:p/>
-        </w:tc>
-        <w:tc>
-          <w:tcPr>
-            <w:tcW w:w="1269" w:type="dxa"/>
-          </w:tcPr>
-          <w:p/>
-        </w:tc>
-        <w:tc>
-          <w:tcPr>
-            <w:tcW w:w="5179" w:type="dxa"/>
-          </w:tcPr>
-          <w:p>
-            <w:pPr>
-              <w:jc w:val="center"/>
-            </w:pPr>
-          </w:p>
-        </w:tc>
-        <w:tc>
-          <w:tcPr>
-            <w:tcW w:w="1278" w:type="dxa"/>
+            <w:tcW w:w="1413" w:type="dxa"/>
+          </w:tcPr>
+          <w:p>
+            <w:r>
+              <w:t>Testing my “</w:t>
+            </w:r>
+            <w:r>
+              <w:t>Our Story</w:t>
+            </w:r>
+            <w:r>
+              <w:t>” quick link in the footer</w:t>
+            </w:r>
+          </w:p>
+        </w:tc>
+        <w:tc>
+          <w:tcPr>
+            <w:tcW w:w="992" w:type="dxa"/>
+          </w:tcPr>
+          <w:p>
+            <w:r>
+              <w:t>No test data required</w:t>
+            </w:r>
+          </w:p>
+        </w:tc>
+        <w:tc>
+          <w:tcPr>
+            <w:tcW w:w="1276" w:type="dxa"/>
+          </w:tcPr>
+          <w:p>
+            <w:r>
+              <w:t>Redirects user to the about us page</w:t>
+            </w:r>
+          </w:p>
+        </w:tc>
+        <w:tc>
+          <w:tcPr>
+            <w:tcW w:w="1417" w:type="dxa"/>
+          </w:tcPr>
+          <w:p>
+            <w:r>
+              <w:t>The link redirects the user successfully to the about us page</w:t>
+            </w:r>
+          </w:p>
+        </w:tc>
+        <w:tc>
+          <w:tcPr>
+            <w:tcW w:w="4536" w:type="dxa"/>
+          </w:tcPr>
+          <w:p>
+            <w:pPr>
+              <w:jc w:val="center"/>
+            </w:pPr>
+            <w:r>
+              <w:t>PASS</w:t>
+            </w:r>
+          </w:p>
+        </w:tc>
+        <w:tc>
+          <w:tcPr>
+            <w:tcW w:w="1418" w:type="dxa"/>
           </w:tcPr>
           <w:p>
             <w:r>
@@ -1766,41 +2623,88 @@
       <w:tr>
         <w:tc>
           <w:tcPr>
-            <w:tcW w:w="1227" w:type="dxa"/>
-          </w:tcPr>
-          <w:p/>
-        </w:tc>
-        <w:tc>
-          <w:tcPr>
-            <w:tcW w:w="986" w:type="dxa"/>
-          </w:tcPr>
-          <w:p/>
-        </w:tc>
-        <w:tc>
-          <w:tcPr>
-            <w:tcW w:w="1121" w:type="dxa"/>
-          </w:tcPr>
-          <w:p/>
-        </w:tc>
-        <w:tc>
-          <w:tcPr>
-            <w:tcW w:w="1269" w:type="dxa"/>
-          </w:tcPr>
-          <w:p/>
-        </w:tc>
-        <w:tc>
-          <w:tcPr>
-            <w:tcW w:w="5179" w:type="dxa"/>
-          </w:tcPr>
-          <w:p>
-            <w:pPr>
-              <w:jc w:val="center"/>
-            </w:pPr>
-          </w:p>
-        </w:tc>
-        <w:tc>
-          <w:tcPr>
-            <w:tcW w:w="1278" w:type="dxa"/>
+            <w:tcW w:w="1413" w:type="dxa"/>
+          </w:tcPr>
+          <w:p>
+            <w:r>
+              <w:t xml:space="preserve">Testing my “Our </w:t>
+            </w:r>
+            <w:r>
+              <w:t>Producers</w:t>
+            </w:r>
+            <w:r>
+              <w:t xml:space="preserve">” </w:t>
+            </w:r>
+            <w:r>
+              <w:lastRenderedPageBreak/>
+              <w:t>quick link in the footer</w:t>
+            </w:r>
+          </w:p>
+        </w:tc>
+        <w:tc>
+          <w:tcPr>
+            <w:tcW w:w="992" w:type="dxa"/>
+          </w:tcPr>
+          <w:p>
+            <w:r>
+              <w:lastRenderedPageBreak/>
+              <w:t>No test data required</w:t>
+            </w:r>
+          </w:p>
+        </w:tc>
+        <w:tc>
+          <w:tcPr>
+            <w:tcW w:w="1276" w:type="dxa"/>
+          </w:tcPr>
+          <w:p>
+            <w:r>
+              <w:t xml:space="preserve">Redirects user to the </w:t>
+            </w:r>
+            <w:r>
+              <w:t xml:space="preserve">producers </w:t>
+            </w:r>
+            <w:r>
+              <w:t>page</w:t>
+            </w:r>
+          </w:p>
+        </w:tc>
+        <w:tc>
+          <w:tcPr>
+            <w:tcW w:w="1417" w:type="dxa"/>
+          </w:tcPr>
+          <w:p>
+            <w:r>
+              <w:t xml:space="preserve">The link redirects the user successfully </w:t>
+            </w:r>
+            <w:r>
+              <w:lastRenderedPageBreak/>
+              <w:t xml:space="preserve">to the </w:t>
+            </w:r>
+            <w:r>
+              <w:t xml:space="preserve">producers </w:t>
+            </w:r>
+            <w:r>
+              <w:t>page</w:t>
+            </w:r>
+          </w:p>
+        </w:tc>
+        <w:tc>
+          <w:tcPr>
+            <w:tcW w:w="4536" w:type="dxa"/>
+          </w:tcPr>
+          <w:p>
+            <w:pPr>
+              <w:jc w:val="center"/>
+            </w:pPr>
+            <w:r>
+              <w:lastRenderedPageBreak/>
+              <w:t>PASS</w:t>
+            </w:r>
+          </w:p>
+        </w:tc>
+        <w:tc>
+          <w:tcPr>
+            <w:tcW w:w="1418" w:type="dxa"/>
           </w:tcPr>
           <w:p>
             <w:r>
@@ -1812,41 +2716,78 @@
       <w:tr>
         <w:tc>
           <w:tcPr>
-            <w:tcW w:w="1227" w:type="dxa"/>
-          </w:tcPr>
-          <w:p/>
-        </w:tc>
-        <w:tc>
-          <w:tcPr>
-            <w:tcW w:w="986" w:type="dxa"/>
-          </w:tcPr>
-          <w:p/>
-        </w:tc>
-        <w:tc>
-          <w:tcPr>
-            <w:tcW w:w="1121" w:type="dxa"/>
-          </w:tcPr>
-          <w:p/>
-        </w:tc>
-        <w:tc>
-          <w:tcPr>
-            <w:tcW w:w="1269" w:type="dxa"/>
-          </w:tcPr>
-          <w:p/>
-        </w:tc>
-        <w:tc>
-          <w:tcPr>
-            <w:tcW w:w="5179" w:type="dxa"/>
-          </w:tcPr>
-          <w:p>
-            <w:pPr>
-              <w:jc w:val="center"/>
-            </w:pPr>
-          </w:p>
-        </w:tc>
-        <w:tc>
-          <w:tcPr>
-            <w:tcW w:w="1278" w:type="dxa"/>
+            <w:tcW w:w="1413" w:type="dxa"/>
+          </w:tcPr>
+          <w:p>
+            <w:r>
+              <w:t>Testing my “</w:t>
+            </w:r>
+            <w:r>
+              <w:t>Contact Us</w:t>
+            </w:r>
+            <w:r>
+              <w:t>” quick link in the footer</w:t>
+            </w:r>
+          </w:p>
+        </w:tc>
+        <w:tc>
+          <w:tcPr>
+            <w:tcW w:w="992" w:type="dxa"/>
+          </w:tcPr>
+          <w:p>
+            <w:r>
+              <w:t>No test data required</w:t>
+            </w:r>
+          </w:p>
+        </w:tc>
+        <w:tc>
+          <w:tcPr>
+            <w:tcW w:w="1276" w:type="dxa"/>
+          </w:tcPr>
+          <w:p>
+            <w:r>
+              <w:t xml:space="preserve">Redirects user to the </w:t>
+            </w:r>
+            <w:r>
+              <w:t>contact</w:t>
+            </w:r>
+            <w:r>
+              <w:t xml:space="preserve"> page</w:t>
+            </w:r>
+          </w:p>
+        </w:tc>
+        <w:tc>
+          <w:tcPr>
+            <w:tcW w:w="1417" w:type="dxa"/>
+          </w:tcPr>
+          <w:p>
+            <w:r>
+              <w:t xml:space="preserve">The link redirects the user successfully to the </w:t>
+            </w:r>
+            <w:r>
+              <w:t>contact</w:t>
+            </w:r>
+            <w:r>
+              <w:t xml:space="preserve"> page</w:t>
+            </w:r>
+          </w:p>
+        </w:tc>
+        <w:tc>
+          <w:tcPr>
+            <w:tcW w:w="4536" w:type="dxa"/>
+          </w:tcPr>
+          <w:p>
+            <w:pPr>
+              <w:jc w:val="center"/>
+            </w:pPr>
+            <w:r>
+              <w:t>PASS</w:t>
+            </w:r>
+          </w:p>
+        </w:tc>
+        <w:tc>
+          <w:tcPr>
+            <w:tcW w:w="1418" w:type="dxa"/>
           </w:tcPr>
           <w:p>
             <w:r>
@@ -1858,37 +2799,1651 @@
       <w:tr>
         <w:tc>
           <w:tcPr>
-            <w:tcW w:w="1227" w:type="dxa"/>
+            <w:tcW w:w="1413" w:type="dxa"/>
+          </w:tcPr>
+          <w:p>
+            <w:r>
+              <w:t>Testing my “</w:t>
+            </w:r>
+            <w:r>
+              <w:t>Register</w:t>
+            </w:r>
+            <w:r>
+              <w:t>” quick link in the footer</w:t>
+            </w:r>
+          </w:p>
+        </w:tc>
+        <w:tc>
+          <w:tcPr>
+            <w:tcW w:w="992" w:type="dxa"/>
+          </w:tcPr>
+          <w:p>
+            <w:r>
+              <w:t>No test data required</w:t>
+            </w:r>
+          </w:p>
+        </w:tc>
+        <w:tc>
+          <w:tcPr>
+            <w:tcW w:w="1276" w:type="dxa"/>
+          </w:tcPr>
+          <w:p>
+            <w:r>
+              <w:t xml:space="preserve">Redirects user to the </w:t>
+            </w:r>
+            <w:r>
+              <w:t>register</w:t>
+            </w:r>
+            <w:r>
+              <w:t xml:space="preserve"> page</w:t>
+            </w:r>
+          </w:p>
+        </w:tc>
+        <w:tc>
+          <w:tcPr>
+            <w:tcW w:w="1417" w:type="dxa"/>
+          </w:tcPr>
+          <w:p>
+            <w:r>
+              <w:t xml:space="preserve">The link redirects the user successfully to </w:t>
+            </w:r>
+            <w:r>
+              <w:t xml:space="preserve">the </w:t>
+            </w:r>
+            <w:r>
+              <w:t>register</w:t>
+            </w:r>
+            <w:r>
+              <w:t xml:space="preserve"> page</w:t>
+            </w:r>
+          </w:p>
+        </w:tc>
+        <w:tc>
+          <w:tcPr>
+            <w:tcW w:w="4536" w:type="dxa"/>
+          </w:tcPr>
+          <w:p>
+            <w:pPr>
+              <w:jc w:val="center"/>
+            </w:pPr>
+            <w:r>
+              <w:t>PASS</w:t>
+            </w:r>
+          </w:p>
+        </w:tc>
+        <w:tc>
+          <w:tcPr>
+            <w:tcW w:w="1418" w:type="dxa"/>
+          </w:tcPr>
+          <w:p>
+            <w:r>
+              <w:t>21/04/2026</w:t>
+            </w:r>
+          </w:p>
+        </w:tc>
+      </w:tr>
+      <w:tr>
+        <w:tc>
+          <w:tcPr>
+            <w:tcW w:w="1413" w:type="dxa"/>
+          </w:tcPr>
+          <w:p>
+            <w:r>
+              <w:t>Testing my “</w:t>
+            </w:r>
+            <w:r>
+              <w:t>Sign in</w:t>
+            </w:r>
+            <w:r>
+              <w:t>” quick link in the footer</w:t>
+            </w:r>
+          </w:p>
+        </w:tc>
+        <w:tc>
+          <w:tcPr>
+            <w:tcW w:w="992" w:type="dxa"/>
+          </w:tcPr>
+          <w:p>
+            <w:r>
+              <w:t>No test data required</w:t>
+            </w:r>
+          </w:p>
+        </w:tc>
+        <w:tc>
+          <w:tcPr>
+            <w:tcW w:w="1276" w:type="dxa"/>
+          </w:tcPr>
+          <w:p>
+            <w:r>
+              <w:t xml:space="preserve">Redirects user to the </w:t>
+            </w:r>
+            <w:r>
+              <w:t>sign in</w:t>
+            </w:r>
+            <w:r>
+              <w:t xml:space="preserve"> page</w:t>
+            </w:r>
+          </w:p>
+        </w:tc>
+        <w:tc>
+          <w:tcPr>
+            <w:tcW w:w="1417" w:type="dxa"/>
+          </w:tcPr>
+          <w:p>
+            <w:r>
+              <w:t xml:space="preserve">The link redirects the user successfully to the </w:t>
+            </w:r>
+            <w:r>
+              <w:t>sign in</w:t>
+            </w:r>
+            <w:r>
+              <w:t xml:space="preserve"> page</w:t>
+            </w:r>
+          </w:p>
+        </w:tc>
+        <w:tc>
+          <w:tcPr>
+            <w:tcW w:w="4536" w:type="dxa"/>
+          </w:tcPr>
+          <w:p>
+            <w:pPr>
+              <w:jc w:val="center"/>
+            </w:pPr>
+            <w:r>
+              <w:t>PASS</w:t>
+            </w:r>
+          </w:p>
+        </w:tc>
+        <w:tc>
+          <w:tcPr>
+            <w:tcW w:w="1418" w:type="dxa"/>
+          </w:tcPr>
+          <w:p>
+            <w:r>
+              <w:t>21/04/2026</w:t>
+            </w:r>
+          </w:p>
+        </w:tc>
+      </w:tr>
+      <w:tr>
+        <w:tc>
+          <w:tcPr>
+            <w:tcW w:w="1413" w:type="dxa"/>
+          </w:tcPr>
+          <w:p>
+            <w:r>
+              <w:t>Testing my “</w:t>
+            </w:r>
+            <w:r>
+              <w:t>My Orders</w:t>
+            </w:r>
+            <w:r>
+              <w:t>” quick link in the footer</w:t>
+            </w:r>
+          </w:p>
+        </w:tc>
+        <w:tc>
+          <w:tcPr>
+            <w:tcW w:w="992" w:type="dxa"/>
+          </w:tcPr>
+          <w:p>
+            <w:r>
+              <w:t>No test data required</w:t>
+            </w:r>
+          </w:p>
+        </w:tc>
+        <w:tc>
+          <w:tcPr>
+            <w:tcW w:w="1276" w:type="dxa"/>
+          </w:tcPr>
+          <w:p>
+            <w:r>
+              <w:t xml:space="preserve">Redirects user to the </w:t>
+            </w:r>
+            <w:r>
+              <w:t>orders</w:t>
+            </w:r>
+            <w:r>
+              <w:t xml:space="preserve"> page</w:t>
+            </w:r>
+          </w:p>
+        </w:tc>
+        <w:tc>
+          <w:tcPr>
+            <w:tcW w:w="1417" w:type="dxa"/>
+          </w:tcPr>
+          <w:p>
+            <w:r>
+              <w:t xml:space="preserve">The link redirects the user successfully to the </w:t>
+            </w:r>
+            <w:r>
+              <w:t>orders</w:t>
+            </w:r>
+            <w:r>
+              <w:t xml:space="preserve"> page</w:t>
+            </w:r>
+          </w:p>
+        </w:tc>
+        <w:tc>
+          <w:tcPr>
+            <w:tcW w:w="4536" w:type="dxa"/>
+          </w:tcPr>
+          <w:p>
+            <w:pPr>
+              <w:jc w:val="center"/>
+            </w:pPr>
+            <w:r>
+              <w:t>PASS</w:t>
+            </w:r>
+          </w:p>
+        </w:tc>
+        <w:tc>
+          <w:tcPr>
+            <w:tcW w:w="1418" w:type="dxa"/>
+          </w:tcPr>
+          <w:p>
+            <w:r>
+              <w:t>21/04/2026</w:t>
+            </w:r>
+          </w:p>
+        </w:tc>
+      </w:tr>
+      <w:tr>
+        <w:tc>
+          <w:tcPr>
+            <w:tcW w:w="1413" w:type="dxa"/>
+          </w:tcPr>
+          <w:p>
+            <w:r>
+              <w:t>Testing my “</w:t>
+            </w:r>
+            <w:r>
+              <w:t>Loyalty Rewards</w:t>
+            </w:r>
+            <w:r>
+              <w:t>” quick link in the footer</w:t>
+            </w:r>
+          </w:p>
+        </w:tc>
+        <w:tc>
+          <w:tcPr>
+            <w:tcW w:w="992" w:type="dxa"/>
+          </w:tcPr>
+          <w:p>
+            <w:r>
+              <w:t>No test data required</w:t>
+            </w:r>
+          </w:p>
+        </w:tc>
+        <w:tc>
+          <w:tcPr>
+            <w:tcW w:w="1276" w:type="dxa"/>
+          </w:tcPr>
+          <w:p>
+            <w:r>
+              <w:t xml:space="preserve">Redirects user to the </w:t>
+            </w:r>
+            <w:r>
+              <w:t>loyalty</w:t>
+            </w:r>
+            <w:r>
+              <w:t xml:space="preserve"> page</w:t>
+            </w:r>
+          </w:p>
+        </w:tc>
+        <w:tc>
+          <w:tcPr>
+            <w:tcW w:w="1417" w:type="dxa"/>
+          </w:tcPr>
+          <w:p>
+            <w:r>
+              <w:t xml:space="preserve">The link redirects the user successfully to </w:t>
+            </w:r>
+            <w:r>
+              <w:t xml:space="preserve">the </w:t>
+            </w:r>
+            <w:r>
+              <w:t>loyalty</w:t>
+            </w:r>
+            <w:r>
+              <w:t xml:space="preserve"> page</w:t>
+            </w:r>
+          </w:p>
+        </w:tc>
+        <w:tc>
+          <w:tcPr>
+            <w:tcW w:w="4536" w:type="dxa"/>
+          </w:tcPr>
+          <w:p>
+            <w:pPr>
+              <w:jc w:val="center"/>
+            </w:pPr>
+            <w:r>
+              <w:t>PASS</w:t>
+            </w:r>
+          </w:p>
+        </w:tc>
+        <w:tc>
+          <w:tcPr>
+            <w:tcW w:w="1418" w:type="dxa"/>
+          </w:tcPr>
+          <w:p>
+            <w:r>
+              <w:t>21/04/2026</w:t>
+            </w:r>
+          </w:p>
+        </w:tc>
+      </w:tr>
+      <w:tr>
+        <w:tc>
+          <w:tcPr>
+            <w:tcW w:w="1413" w:type="dxa"/>
+          </w:tcPr>
+          <w:p>
+            <w:r>
+              <w:t>Testing my “</w:t>
+            </w:r>
+            <w:r>
+              <w:t>My Address Book</w:t>
+            </w:r>
+            <w:r>
+              <w:t>” quick link in the footer</w:t>
+            </w:r>
+          </w:p>
+        </w:tc>
+        <w:tc>
+          <w:tcPr>
+            <w:tcW w:w="992" w:type="dxa"/>
+          </w:tcPr>
+          <w:p>
+            <w:r>
+              <w:t>No test data required</w:t>
+            </w:r>
+          </w:p>
+        </w:tc>
+        <w:tc>
+          <w:tcPr>
+            <w:tcW w:w="1276" w:type="dxa"/>
+          </w:tcPr>
+          <w:p>
+            <w:r>
+              <w:t xml:space="preserve">Redirects user to the </w:t>
+            </w:r>
+            <w:r>
+              <w:t>address book</w:t>
+            </w:r>
+            <w:r>
+              <w:t xml:space="preserve"> page</w:t>
+            </w:r>
+          </w:p>
+        </w:tc>
+        <w:tc>
+          <w:tcPr>
+            <w:tcW w:w="1417" w:type="dxa"/>
+          </w:tcPr>
+          <w:p>
+            <w:r>
+              <w:t xml:space="preserve">The link redirects the user successfully to the </w:t>
+            </w:r>
+            <w:r>
+              <w:t>address book</w:t>
+            </w:r>
+            <w:r>
+              <w:t xml:space="preserve"> page</w:t>
+            </w:r>
+          </w:p>
+        </w:tc>
+        <w:tc>
+          <w:tcPr>
+            <w:tcW w:w="4536" w:type="dxa"/>
+          </w:tcPr>
+          <w:p>
+            <w:pPr>
+              <w:jc w:val="center"/>
+            </w:pPr>
+            <w:r>
+              <w:t>PASS</w:t>
+            </w:r>
+          </w:p>
+        </w:tc>
+        <w:tc>
+          <w:tcPr>
+            <w:tcW w:w="1418" w:type="dxa"/>
+          </w:tcPr>
+          <w:p>
+            <w:r>
+              <w:t>21/04/2026</w:t>
+            </w:r>
+          </w:p>
+        </w:tc>
+      </w:tr>
+      <w:tr>
+        <w:tc>
+          <w:tcPr>
+            <w:tcW w:w="1413" w:type="dxa"/>
+          </w:tcPr>
+          <w:p>
+            <w:r>
+              <w:t>Testing “Shop Now” button in the home page</w:t>
+            </w:r>
+          </w:p>
+        </w:tc>
+        <w:tc>
+          <w:tcPr>
+            <w:tcW w:w="992" w:type="dxa"/>
+          </w:tcPr>
+          <w:p>
+            <w:r>
+              <w:t>No test data required</w:t>
+            </w:r>
+          </w:p>
+        </w:tc>
+        <w:tc>
+          <w:tcPr>
+            <w:tcW w:w="1276" w:type="dxa"/>
+          </w:tcPr>
+          <w:p>
+            <w:r>
+              <w:t xml:space="preserve">Redirects user to the </w:t>
+            </w:r>
+            <w:r>
+              <w:t>shop</w:t>
+            </w:r>
+            <w:r>
+              <w:t xml:space="preserve"> </w:t>
+            </w:r>
+            <w:r>
+              <w:t>page</w:t>
+            </w:r>
+          </w:p>
+        </w:tc>
+        <w:tc>
+          <w:tcPr>
+            <w:tcW w:w="1417" w:type="dxa"/>
+          </w:tcPr>
+          <w:p>
+            <w:r>
+              <w:t>The</w:t>
+            </w:r>
+            <w:r>
+              <w:t xml:space="preserve"> </w:t>
+            </w:r>
+            <w:r>
+              <w:t>button</w:t>
+            </w:r>
+            <w:r>
+              <w:t xml:space="preserve"> </w:t>
+            </w:r>
+            <w:r>
+              <w:t xml:space="preserve">redirects the user successfully to the </w:t>
+            </w:r>
+            <w:r>
+              <w:t>shop</w:t>
+            </w:r>
+            <w:r>
+              <w:t xml:space="preserve"> </w:t>
+            </w:r>
+            <w:r>
+              <w:t>page</w:t>
+            </w:r>
+          </w:p>
+        </w:tc>
+        <w:tc>
+          <w:tcPr>
+            <w:tcW w:w="4536" w:type="dxa"/>
+          </w:tcPr>
+          <w:p>
+            <w:pPr>
+              <w:jc w:val="center"/>
+            </w:pPr>
+            <w:r>
+              <w:t>PASS</w:t>
+            </w:r>
+          </w:p>
+        </w:tc>
+        <w:tc>
+          <w:tcPr>
+            <w:tcW w:w="1418" w:type="dxa"/>
+          </w:tcPr>
+          <w:p>
+            <w:r>
+              <w:t>21/04/2026</w:t>
+            </w:r>
+          </w:p>
+        </w:tc>
+      </w:tr>
+      <w:tr>
+        <w:tc>
+          <w:tcPr>
+            <w:tcW w:w="1413" w:type="dxa"/>
+          </w:tcPr>
+          <w:p>
+            <w:r>
+              <w:t xml:space="preserve">Testing </w:t>
+            </w:r>
+            <w:r>
+              <w:t>“Meet Our Producers”</w:t>
+            </w:r>
+            <w:r>
+              <w:t xml:space="preserve"> button in the home page</w:t>
+            </w:r>
+          </w:p>
+        </w:tc>
+        <w:tc>
+          <w:tcPr>
+            <w:tcW w:w="992" w:type="dxa"/>
+          </w:tcPr>
+          <w:p>
+            <w:r>
+              <w:t>No test data required</w:t>
+            </w:r>
+          </w:p>
+        </w:tc>
+        <w:tc>
+          <w:tcPr>
+            <w:tcW w:w="1276" w:type="dxa"/>
+          </w:tcPr>
+          <w:p>
+            <w:r>
+              <w:t xml:space="preserve">Redirects user to the </w:t>
+            </w:r>
+            <w:r>
+              <w:t>producers</w:t>
+            </w:r>
+            <w:r>
+              <w:t xml:space="preserve"> </w:t>
+            </w:r>
+            <w:r>
+              <w:t>page</w:t>
+            </w:r>
+          </w:p>
+        </w:tc>
+        <w:tc>
+          <w:tcPr>
+            <w:tcW w:w="1417" w:type="dxa"/>
+          </w:tcPr>
+          <w:p>
+            <w:r>
+              <w:t>The</w:t>
+            </w:r>
+            <w:r>
+              <w:t xml:space="preserve"> </w:t>
+            </w:r>
+            <w:r>
+              <w:t>button</w:t>
+            </w:r>
+            <w:r>
+              <w:t xml:space="preserve"> </w:t>
+            </w:r>
+            <w:r>
+              <w:t xml:space="preserve">redirects the user successfully to </w:t>
+            </w:r>
+            <w:r>
+              <w:t xml:space="preserve">the </w:t>
+            </w:r>
+            <w:r>
+              <w:lastRenderedPageBreak/>
+              <w:t>producers</w:t>
+            </w:r>
+            <w:r>
+              <w:t xml:space="preserve"> </w:t>
+            </w:r>
+            <w:r>
+              <w:t>page</w:t>
+            </w:r>
+          </w:p>
+        </w:tc>
+        <w:tc>
+          <w:tcPr>
+            <w:tcW w:w="4536" w:type="dxa"/>
+          </w:tcPr>
+          <w:p>
+            <w:pPr>
+              <w:jc w:val="center"/>
+            </w:pPr>
+            <w:r>
+              <w:lastRenderedPageBreak/>
+              <w:t>PASS</w:t>
+            </w:r>
+          </w:p>
+        </w:tc>
+        <w:tc>
+          <w:tcPr>
+            <w:tcW w:w="1418" w:type="dxa"/>
+          </w:tcPr>
+          <w:p>
+            <w:r>
+              <w:t>21/04/2026</w:t>
+            </w:r>
+          </w:p>
+        </w:tc>
+      </w:tr>
+      <w:tr>
+        <w:tc>
+          <w:tcPr>
+            <w:tcW w:w="1413" w:type="dxa"/>
+          </w:tcPr>
+          <w:p>
+            <w:r>
+              <w:t>Testing “</w:t>
+            </w:r>
+            <w:r>
+              <w:t>View All Products</w:t>
+            </w:r>
+            <w:r>
+              <w:t>” button in the home page</w:t>
+            </w:r>
+          </w:p>
+        </w:tc>
+        <w:tc>
+          <w:tcPr>
+            <w:tcW w:w="992" w:type="dxa"/>
+          </w:tcPr>
+          <w:p>
+            <w:r>
+              <w:t>No test data required</w:t>
+            </w:r>
+          </w:p>
+        </w:tc>
+        <w:tc>
+          <w:tcPr>
+            <w:tcW w:w="1276" w:type="dxa"/>
+          </w:tcPr>
+          <w:p>
+            <w:r>
+              <w:t xml:space="preserve">Redirects user to the </w:t>
+            </w:r>
+            <w:r>
+              <w:t xml:space="preserve">shop </w:t>
+            </w:r>
+            <w:r>
+              <w:t>page</w:t>
+            </w:r>
+          </w:p>
+        </w:tc>
+        <w:tc>
+          <w:tcPr>
+            <w:tcW w:w="1417" w:type="dxa"/>
+          </w:tcPr>
+          <w:p>
+            <w:r>
+              <w:t>The</w:t>
+            </w:r>
+            <w:r>
+              <w:t xml:space="preserve"> </w:t>
+            </w:r>
+            <w:r>
+              <w:t>button</w:t>
+            </w:r>
+            <w:r>
+              <w:t xml:space="preserve"> </w:t>
+            </w:r>
+            <w:r>
+              <w:t xml:space="preserve">redirects the user successfully to the </w:t>
+            </w:r>
+            <w:r>
+              <w:t xml:space="preserve">shop </w:t>
+            </w:r>
+            <w:r>
+              <w:t>page</w:t>
+            </w:r>
+          </w:p>
+        </w:tc>
+        <w:tc>
+          <w:tcPr>
+            <w:tcW w:w="4536" w:type="dxa"/>
+          </w:tcPr>
+          <w:p>
+            <w:pPr>
+              <w:jc w:val="center"/>
+            </w:pPr>
+            <w:r>
+              <w:t>PASS</w:t>
+            </w:r>
+          </w:p>
+        </w:tc>
+        <w:tc>
+          <w:tcPr>
+            <w:tcW w:w="1418" w:type="dxa"/>
+          </w:tcPr>
+          <w:p>
+            <w:r>
+              <w:t>21/04/2026</w:t>
+            </w:r>
+          </w:p>
+        </w:tc>
+      </w:tr>
+      <w:tr>
+        <w:tc>
+          <w:tcPr>
+            <w:tcW w:w="1413" w:type="dxa"/>
+          </w:tcPr>
+          <w:p>
+            <w:r>
+              <w:t xml:space="preserve">Testing </w:t>
+            </w:r>
+            <w:r>
+              <w:t xml:space="preserve">the second </w:t>
+            </w:r>
+            <w:r>
+              <w:t>“Meet Our Producers” button in the home page</w:t>
+            </w:r>
+          </w:p>
+        </w:tc>
+        <w:tc>
+          <w:tcPr>
+            <w:tcW w:w="992" w:type="dxa"/>
+          </w:tcPr>
+          <w:p>
+            <w:r>
+              <w:t>No test data required</w:t>
+            </w:r>
+          </w:p>
+        </w:tc>
+        <w:tc>
+          <w:tcPr>
+            <w:tcW w:w="1276" w:type="dxa"/>
+          </w:tcPr>
+          <w:p>
+            <w:r>
+              <w:t xml:space="preserve">Redirects user to the </w:t>
+            </w:r>
+            <w:r>
+              <w:t xml:space="preserve">producers </w:t>
+            </w:r>
+            <w:r>
+              <w:t>page</w:t>
+            </w:r>
+          </w:p>
+        </w:tc>
+        <w:tc>
+          <w:tcPr>
+            <w:tcW w:w="1417" w:type="dxa"/>
+          </w:tcPr>
+          <w:p>
+            <w:r>
+              <w:t xml:space="preserve">The </w:t>
+            </w:r>
+            <w:r>
+              <w:t>button</w:t>
+            </w:r>
+            <w:r>
+              <w:t xml:space="preserve"> </w:t>
+            </w:r>
+            <w:r>
+              <w:t xml:space="preserve">redirects the user successfully to the </w:t>
+            </w:r>
+            <w:r>
+              <w:t xml:space="preserve">producers </w:t>
+            </w:r>
+            <w:r>
+              <w:t>page</w:t>
+            </w:r>
+          </w:p>
+        </w:tc>
+        <w:tc>
+          <w:tcPr>
+            <w:tcW w:w="4536" w:type="dxa"/>
+          </w:tcPr>
+          <w:p>
+            <w:pPr>
+              <w:jc w:val="center"/>
+            </w:pPr>
+            <w:r>
+              <w:t>PASS</w:t>
+            </w:r>
+          </w:p>
+        </w:tc>
+        <w:tc>
+          <w:tcPr>
+            <w:tcW w:w="1418" w:type="dxa"/>
+          </w:tcPr>
+          <w:p>
+            <w:r>
+              <w:t>21/04/2026</w:t>
+            </w:r>
+          </w:p>
+        </w:tc>
+      </w:tr>
+      <w:tr>
+        <w:tc>
+          <w:tcPr>
+            <w:tcW w:w="1413" w:type="dxa"/>
+          </w:tcPr>
+          <w:p>
+            <w:r>
+              <w:t>Testing “Our</w:t>
+            </w:r>
+            <w:r>
+              <w:t xml:space="preserve"> Story</w:t>
+            </w:r>
+            <w:r>
+              <w:t>” button in the home page</w:t>
+            </w:r>
+          </w:p>
+        </w:tc>
+        <w:tc>
+          <w:tcPr>
+            <w:tcW w:w="992" w:type="dxa"/>
+          </w:tcPr>
+          <w:p>
+            <w:r>
+              <w:t>No test data required</w:t>
+            </w:r>
+          </w:p>
+        </w:tc>
+        <w:tc>
+          <w:tcPr>
+            <w:tcW w:w="1276" w:type="dxa"/>
+          </w:tcPr>
+          <w:p>
+            <w:r>
+              <w:t xml:space="preserve">Redirects user to the </w:t>
+            </w:r>
+            <w:r>
+              <w:t>about us</w:t>
+            </w:r>
+            <w:r>
+              <w:t xml:space="preserve"> </w:t>
+            </w:r>
+            <w:r>
+              <w:t>page</w:t>
+            </w:r>
+          </w:p>
+        </w:tc>
+        <w:tc>
+          <w:tcPr>
+            <w:tcW w:w="1417" w:type="dxa"/>
+          </w:tcPr>
+          <w:p>
+            <w:r>
+              <w:t xml:space="preserve">The </w:t>
+            </w:r>
+            <w:r>
+              <w:t>button</w:t>
+            </w:r>
+            <w:r>
+              <w:t xml:space="preserve"> </w:t>
+            </w:r>
+            <w:r>
+              <w:t xml:space="preserve">redirects the user successfully to </w:t>
+            </w:r>
+            <w:r>
+              <w:t xml:space="preserve">the </w:t>
+            </w:r>
+            <w:r>
+              <w:t>about</w:t>
+            </w:r>
+            <w:r>
+              <w:t xml:space="preserve"> us </w:t>
+            </w:r>
+            <w:r>
+              <w:t>page</w:t>
+            </w:r>
+          </w:p>
+        </w:tc>
+        <w:tc>
+          <w:tcPr>
+            <w:tcW w:w="4536" w:type="dxa"/>
+          </w:tcPr>
+          <w:p>
+            <w:pPr>
+              <w:jc w:val="center"/>
+            </w:pPr>
+            <w:r>
+              <w:t>PASS</w:t>
+            </w:r>
+          </w:p>
+        </w:tc>
+        <w:tc>
+          <w:tcPr>
+            <w:tcW w:w="1418" w:type="dxa"/>
+          </w:tcPr>
+          <w:p>
+            <w:r>
+              <w:t>21/04/2026</w:t>
+            </w:r>
+          </w:p>
+        </w:tc>
+      </w:tr>
+      <w:tr>
+        <w:tc>
+          <w:tcPr>
+            <w:tcW w:w="1413" w:type="dxa"/>
+          </w:tcPr>
+          <w:p>
+            <w:r>
+              <w:t>Testing “</w:t>
+            </w:r>
+            <w:r>
+              <w:t>Get in Touch</w:t>
+            </w:r>
+            <w:r>
+              <w:t>” button in the home page</w:t>
+            </w:r>
+          </w:p>
+        </w:tc>
+        <w:tc>
+          <w:tcPr>
+            <w:tcW w:w="992" w:type="dxa"/>
+          </w:tcPr>
+          <w:p>
+            <w:r>
+              <w:t>No test data required</w:t>
+            </w:r>
+          </w:p>
+        </w:tc>
+        <w:tc>
+          <w:tcPr>
+            <w:tcW w:w="1276" w:type="dxa"/>
+          </w:tcPr>
+          <w:p>
+            <w:r>
+              <w:t xml:space="preserve">Redirects user to the </w:t>
+            </w:r>
+            <w:r>
+              <w:t>contact</w:t>
+            </w:r>
+            <w:r>
+              <w:t xml:space="preserve"> </w:t>
+            </w:r>
+            <w:r>
+              <w:t>page</w:t>
+            </w:r>
+          </w:p>
+        </w:tc>
+        <w:tc>
+          <w:tcPr>
+            <w:tcW w:w="1417" w:type="dxa"/>
+          </w:tcPr>
+          <w:p>
+            <w:r>
+              <w:t xml:space="preserve">The </w:t>
+            </w:r>
+            <w:r>
+              <w:t>button</w:t>
+            </w:r>
+            <w:r>
+              <w:t xml:space="preserve"> redirects the user successfully to </w:t>
+            </w:r>
+            <w:r>
+              <w:t xml:space="preserve">the </w:t>
+            </w:r>
+            <w:r>
+              <w:t>contact</w:t>
+            </w:r>
+            <w:r>
+              <w:t xml:space="preserve"> </w:t>
+            </w:r>
+            <w:r>
+              <w:t>page</w:t>
+            </w:r>
+          </w:p>
+        </w:tc>
+        <w:tc>
+          <w:tcPr>
+            <w:tcW w:w="4536" w:type="dxa"/>
+          </w:tcPr>
+          <w:p>
+            <w:pPr>
+              <w:jc w:val="center"/>
+            </w:pPr>
+            <w:r>
+              <w:t>PASS</w:t>
+            </w:r>
+          </w:p>
+        </w:tc>
+        <w:tc>
+          <w:tcPr>
+            <w:tcW w:w="1418" w:type="dxa"/>
+          </w:tcPr>
+          <w:p>
+            <w:r>
+              <w:t>21/04/2026</w:t>
+            </w:r>
+          </w:p>
+        </w:tc>
+      </w:tr>
+      <w:tr>
+        <w:tc>
+          <w:tcPr>
+            <w:tcW w:w="1413" w:type="dxa"/>
           </w:tcPr>
           <w:p/>
         </w:tc>
         <w:tc>
           <w:tcPr>
-            <w:tcW w:w="986" w:type="dxa"/>
+            <w:tcW w:w="992" w:type="dxa"/>
           </w:tcPr>
           <w:p/>
         </w:tc>
         <w:tc>
           <w:tcPr>
-            <w:tcW w:w="1121" w:type="dxa"/>
+            <w:tcW w:w="1276" w:type="dxa"/>
           </w:tcPr>
           <w:p/>
         </w:tc>
         <w:tc>
           <w:tcPr>
-            <w:tcW w:w="1269" w:type="dxa"/>
+            <w:tcW w:w="1417" w:type="dxa"/>
           </w:tcPr>
           <w:p/>
         </w:tc>
         <w:tc>
           <w:tcPr>
-            <w:tcW w:w="5179" w:type="dxa"/>
+            <w:tcW w:w="4536" w:type="dxa"/>
+          </w:tcPr>
+          <w:p>
+            <w:pPr>
+              <w:jc w:val="center"/>
+            </w:pPr>
+          </w:p>
+        </w:tc>
+        <w:tc>
+          <w:tcPr>
+            <w:tcW w:w="1418" w:type="dxa"/>
           </w:tcPr>
           <w:p/>
         </w:tc>
-        <w:tc>
-          <w:tcPr>
-            <w:tcW w:w="1278" w:type="dxa"/>
+      </w:tr>
+      <w:tr>
+        <w:tc>
+          <w:tcPr>
+            <w:tcW w:w="1413" w:type="dxa"/>
+          </w:tcPr>
+          <w:p/>
+        </w:tc>
+        <w:tc>
+          <w:tcPr>
+            <w:tcW w:w="992" w:type="dxa"/>
+          </w:tcPr>
+          <w:p/>
+        </w:tc>
+        <w:tc>
+          <w:tcPr>
+            <w:tcW w:w="1276" w:type="dxa"/>
+          </w:tcPr>
+          <w:p/>
+        </w:tc>
+        <w:tc>
+          <w:tcPr>
+            <w:tcW w:w="1417" w:type="dxa"/>
+          </w:tcPr>
+          <w:p/>
+        </w:tc>
+        <w:tc>
+          <w:tcPr>
+            <w:tcW w:w="4536" w:type="dxa"/>
+          </w:tcPr>
+          <w:p>
+            <w:pPr>
+              <w:jc w:val="center"/>
+            </w:pPr>
+          </w:p>
+        </w:tc>
+        <w:tc>
+          <w:tcPr>
+            <w:tcW w:w="1418" w:type="dxa"/>
+          </w:tcPr>
+          <w:p/>
+        </w:tc>
+      </w:tr>
+      <w:tr>
+        <w:tc>
+          <w:tcPr>
+            <w:tcW w:w="1413" w:type="dxa"/>
+          </w:tcPr>
+          <w:p/>
+        </w:tc>
+        <w:tc>
+          <w:tcPr>
+            <w:tcW w:w="992" w:type="dxa"/>
+          </w:tcPr>
+          <w:p/>
+        </w:tc>
+        <w:tc>
+          <w:tcPr>
+            <w:tcW w:w="1276" w:type="dxa"/>
+          </w:tcPr>
+          <w:p/>
+        </w:tc>
+        <w:tc>
+          <w:tcPr>
+            <w:tcW w:w="1417" w:type="dxa"/>
+          </w:tcPr>
+          <w:p/>
+        </w:tc>
+        <w:tc>
+          <w:tcPr>
+            <w:tcW w:w="4536" w:type="dxa"/>
+          </w:tcPr>
+          <w:p>
+            <w:pPr>
+              <w:jc w:val="center"/>
+            </w:pPr>
+          </w:p>
+        </w:tc>
+        <w:tc>
+          <w:tcPr>
+            <w:tcW w:w="1418" w:type="dxa"/>
+          </w:tcPr>
+          <w:p/>
+        </w:tc>
+      </w:tr>
+      <w:tr>
+        <w:tc>
+          <w:tcPr>
+            <w:tcW w:w="1413" w:type="dxa"/>
+          </w:tcPr>
+          <w:p>
+            <w:r>
+              <w:t>Test clicking</w:t>
+            </w:r>
+            <w:r>
+              <w:t xml:space="preserve"> </w:t>
+            </w:r>
+            <w:r>
+              <w:t>every products card in the shop page</w:t>
+            </w:r>
+          </w:p>
+        </w:tc>
+        <w:tc>
+          <w:tcPr>
+            <w:tcW w:w="992" w:type="dxa"/>
+          </w:tcPr>
+          <w:p>
+            <w:r>
+              <w:t>No test data required</w:t>
+            </w:r>
+          </w:p>
+        </w:tc>
+        <w:tc>
+          <w:tcPr>
+            <w:tcW w:w="1276" w:type="dxa"/>
+          </w:tcPr>
+          <w:p>
+            <w:r>
+              <w:t>Redirects the user to the specific products details page</w:t>
+            </w:r>
+          </w:p>
+        </w:tc>
+        <w:tc>
+          <w:tcPr>
+            <w:tcW w:w="1417" w:type="dxa"/>
+          </w:tcPr>
+          <w:p>
+            <w:r>
+              <w:t xml:space="preserve">The </w:t>
+            </w:r>
+            <w:r>
+              <w:t>card</w:t>
+            </w:r>
+            <w:r>
+              <w:t xml:space="preserve"> redirects the user successfully to </w:t>
+            </w:r>
+            <w:r>
+              <w:t xml:space="preserve">the </w:t>
+            </w:r>
+            <w:r>
+              <w:t>specific</w:t>
+            </w:r>
+            <w:r>
+              <w:t xml:space="preserve"> products details page</w:t>
+            </w:r>
+          </w:p>
+        </w:tc>
+        <w:tc>
+          <w:tcPr>
+            <w:tcW w:w="4536" w:type="dxa"/>
+          </w:tcPr>
+          <w:p>
+            <w:pPr>
+              <w:jc w:val="center"/>
+            </w:pPr>
+            <w:r>
+              <w:t>Pass</w:t>
+            </w:r>
+          </w:p>
+        </w:tc>
+        <w:tc>
+          <w:tcPr>
+            <w:tcW w:w="1418" w:type="dxa"/>
+          </w:tcPr>
+          <w:p>
+            <w:r>
+              <w:t>21/04/2026</w:t>
+            </w:r>
+          </w:p>
+        </w:tc>
+      </w:tr>
+      <w:tr>
+        <w:tc>
+          <w:tcPr>
+            <w:tcW w:w="1413" w:type="dxa"/>
+          </w:tcPr>
+          <w:p>
+            <w:r>
+              <w:t>Test clicking “Add to Cart” button on every product</w:t>
+            </w:r>
+          </w:p>
+        </w:tc>
+        <w:tc>
+          <w:tcPr>
+            <w:tcW w:w="992" w:type="dxa"/>
+          </w:tcPr>
+          <w:p/>
+        </w:tc>
+        <w:tc>
+          <w:tcPr>
+            <w:tcW w:w="1276" w:type="dxa"/>
+          </w:tcPr>
+          <w:p>
+            <w:r>
+              <w:t>Adds the specific product to the shopping cart</w:t>
+            </w:r>
+          </w:p>
+        </w:tc>
+        <w:tc>
+          <w:tcPr>
+            <w:tcW w:w="1417" w:type="dxa"/>
+          </w:tcPr>
+          <w:p>
+            <w:r>
+              <w:t>The specific product is successfully added to the shopping cart</w:t>
+            </w:r>
+          </w:p>
+        </w:tc>
+        <w:tc>
+          <w:tcPr>
+            <w:tcW w:w="4536" w:type="dxa"/>
+          </w:tcPr>
+          <w:p>
+            <w:pPr>
+              <w:jc w:val="center"/>
+            </w:pPr>
+          </w:p>
+        </w:tc>
+        <w:tc>
+          <w:tcPr>
+            <w:tcW w:w="1418" w:type="dxa"/>
+          </w:tcPr>
+          <w:p/>
+        </w:tc>
+      </w:tr>
+      <w:tr>
+        <w:tc>
+          <w:tcPr>
+            <w:tcW w:w="1413" w:type="dxa"/>
+          </w:tcPr>
+          <w:p>
+            <w:r>
+              <w:t xml:space="preserve">Test increasing </w:t>
+            </w:r>
+            <w:r>
+              <w:t xml:space="preserve">and decreasing </w:t>
+            </w:r>
+            <w:r>
+              <w:t xml:space="preserve">quantity </w:t>
+            </w:r>
+            <w:r>
+              <w:t xml:space="preserve">box on every product in </w:t>
+            </w:r>
+            <w:r>
+              <w:lastRenderedPageBreak/>
+              <w:t>the shop page</w:t>
+            </w:r>
+          </w:p>
+        </w:tc>
+        <w:tc>
+          <w:tcPr>
+            <w:tcW w:w="992" w:type="dxa"/>
+          </w:tcPr>
+          <w:p/>
+        </w:tc>
+        <w:tc>
+          <w:tcPr>
+            <w:tcW w:w="1276" w:type="dxa"/>
+          </w:tcPr>
+          <w:p>
+            <w:r>
+              <w:t>Q</w:t>
+            </w:r>
+            <w:r>
+              <w:t xml:space="preserve">uantity </w:t>
+            </w:r>
+            <w:r>
+              <w:t>number increases</w:t>
+            </w:r>
+            <w:r>
+              <w:t xml:space="preserve"> </w:t>
+            </w:r>
+            <w:r>
+              <w:t>and</w:t>
+            </w:r>
+            <w:r>
+              <w:t xml:space="preserve"> decreasing </w:t>
+            </w:r>
+          </w:p>
+        </w:tc>
+        <w:tc>
+          <w:tcPr>
+            <w:tcW w:w="1417" w:type="dxa"/>
+          </w:tcPr>
+          <w:p>
+            <w:r>
+              <w:t>The quantity increases and</w:t>
+            </w:r>
+            <w:r>
+              <w:t xml:space="preserve"> decreases successfully on every product</w:t>
+            </w:r>
+          </w:p>
+        </w:tc>
+        <w:tc>
+          <w:tcPr>
+            <w:tcW w:w="4536" w:type="dxa"/>
+          </w:tcPr>
+          <w:p>
+            <w:pPr>
+              <w:jc w:val="center"/>
+            </w:pPr>
+          </w:p>
+        </w:tc>
+        <w:tc>
+          <w:tcPr>
+            <w:tcW w:w="1418" w:type="dxa"/>
+          </w:tcPr>
+          <w:p/>
+        </w:tc>
+      </w:tr>
+      <w:tr>
+        <w:tc>
+          <w:tcPr>
+            <w:tcW w:w="1413" w:type="dxa"/>
+          </w:tcPr>
+          <w:p>
+            <w:r>
+              <w:t>Test adding every product with a lot of quantity</w:t>
+            </w:r>
+          </w:p>
+        </w:tc>
+        <w:tc>
+          <w:tcPr>
+            <w:tcW w:w="992" w:type="dxa"/>
+          </w:tcPr>
+          <w:p/>
+        </w:tc>
+        <w:tc>
+          <w:tcPr>
+            <w:tcW w:w="1276" w:type="dxa"/>
+          </w:tcPr>
+          <w:p/>
+        </w:tc>
+        <w:tc>
+          <w:tcPr>
+            <w:tcW w:w="1417" w:type="dxa"/>
+          </w:tcPr>
+          <w:p/>
+        </w:tc>
+        <w:tc>
+          <w:tcPr>
+            <w:tcW w:w="4536" w:type="dxa"/>
+          </w:tcPr>
+          <w:p>
+            <w:pPr>
+              <w:jc w:val="center"/>
+            </w:pPr>
+          </w:p>
+        </w:tc>
+        <w:tc>
+          <w:tcPr>
+            <w:tcW w:w="1418" w:type="dxa"/>
+          </w:tcPr>
+          <w:p/>
+        </w:tc>
+      </w:tr>
+      <w:tr>
+        <w:tc>
+          <w:tcPr>
+            <w:tcW w:w="1413" w:type="dxa"/>
+          </w:tcPr>
+          <w:p>
+            <w:r>
+              <w:t>On each product details page, test clicking every card in the “You May Also Like” section</w:t>
+            </w:r>
+          </w:p>
+        </w:tc>
+        <w:tc>
+          <w:tcPr>
+            <w:tcW w:w="992" w:type="dxa"/>
+          </w:tcPr>
+          <w:p>
+            <w:r>
+              <w:t>No test data required</w:t>
+            </w:r>
+          </w:p>
+        </w:tc>
+        <w:tc>
+          <w:tcPr>
+            <w:tcW w:w="1276" w:type="dxa"/>
+          </w:tcPr>
+          <w:p>
+            <w:r>
+              <w:t>Redirects the user to the specific products details page</w:t>
+            </w:r>
+          </w:p>
+        </w:tc>
+        <w:tc>
+          <w:tcPr>
+            <w:tcW w:w="1417" w:type="dxa"/>
+          </w:tcPr>
+          <w:p>
+            <w:r>
+              <w:t xml:space="preserve">The </w:t>
+            </w:r>
+            <w:r>
+              <w:t>card</w:t>
+            </w:r>
+            <w:r>
+              <w:t xml:space="preserve"> redirects the user successfully to the </w:t>
+            </w:r>
+            <w:r>
+              <w:t>specific products details page</w:t>
+            </w:r>
+          </w:p>
+        </w:tc>
+        <w:tc>
+          <w:tcPr>
+            <w:tcW w:w="4536" w:type="dxa"/>
+          </w:tcPr>
+          <w:p>
+            <w:pPr>
+              <w:jc w:val="center"/>
+            </w:pPr>
+            <w:r>
+              <w:t>Pass</w:t>
+            </w:r>
+          </w:p>
+        </w:tc>
+        <w:tc>
+          <w:tcPr>
+            <w:tcW w:w="1418" w:type="dxa"/>
+          </w:tcPr>
+          <w:p>
+            <w:r>
+              <w:t>21/04/2026</w:t>
+            </w:r>
+          </w:p>
+        </w:tc>
+      </w:tr>
+      <w:tr>
+        <w:tc>
+          <w:tcPr>
+            <w:tcW w:w="1413" w:type="dxa"/>
+          </w:tcPr>
+          <w:p>
+            <w:r>
+              <w:t>On each product details page, test clicking</w:t>
+            </w:r>
+            <w:r>
+              <w:t xml:space="preserve"> the “Back to shop” button</w:t>
+            </w:r>
+          </w:p>
+        </w:tc>
+        <w:tc>
+          <w:tcPr>
+            <w:tcW w:w="992" w:type="dxa"/>
+          </w:tcPr>
+          <w:p>
+            <w:r>
+              <w:t>No test data required</w:t>
+            </w:r>
+          </w:p>
+        </w:tc>
+        <w:tc>
+          <w:tcPr>
+            <w:tcW w:w="1276" w:type="dxa"/>
+          </w:tcPr>
+          <w:p>
+            <w:r>
+              <w:t xml:space="preserve">Redirects the user to the </w:t>
+            </w:r>
+            <w:r>
+              <w:t>shop</w:t>
+            </w:r>
+            <w:r>
+              <w:t xml:space="preserve"> page</w:t>
+            </w:r>
+          </w:p>
+        </w:tc>
+        <w:tc>
+          <w:tcPr>
+            <w:tcW w:w="1417" w:type="dxa"/>
+          </w:tcPr>
+          <w:p>
+            <w:r>
+              <w:t xml:space="preserve">The </w:t>
+            </w:r>
+            <w:r>
+              <w:t>button</w:t>
+            </w:r>
+            <w:r>
+              <w:t xml:space="preserve"> redirects the user successfully to the </w:t>
+            </w:r>
+            <w:r>
+              <w:t>shop</w:t>
+            </w:r>
+            <w:r>
+              <w:t xml:space="preserve"> </w:t>
+            </w:r>
+            <w:r>
+              <w:t>page</w:t>
+            </w:r>
+          </w:p>
+        </w:tc>
+        <w:tc>
+          <w:tcPr>
+            <w:tcW w:w="4536" w:type="dxa"/>
+          </w:tcPr>
+          <w:p>
+            <w:pPr>
+              <w:jc w:val="center"/>
+            </w:pPr>
+            <w:r>
+              <w:t>Pass</w:t>
+            </w:r>
+          </w:p>
+        </w:tc>
+        <w:tc>
+          <w:tcPr>
+            <w:tcW w:w="1418" w:type="dxa"/>
+          </w:tcPr>
+          <w:p>
+            <w:r>
+              <w:t>21/04/2026</w:t>
+            </w:r>
+          </w:p>
+        </w:tc>
+      </w:tr>
+      <w:tr>
+        <w:tc>
+          <w:tcPr>
+            <w:tcW w:w="1413" w:type="dxa"/>
+          </w:tcPr>
+          <w:p/>
+        </w:tc>
+        <w:tc>
+          <w:tcPr>
+            <w:tcW w:w="992" w:type="dxa"/>
+          </w:tcPr>
+          <w:p/>
+        </w:tc>
+        <w:tc>
+          <w:tcPr>
+            <w:tcW w:w="1276" w:type="dxa"/>
+          </w:tcPr>
+          <w:p/>
+        </w:tc>
+        <w:tc>
+          <w:tcPr>
+            <w:tcW w:w="1417" w:type="dxa"/>
+          </w:tcPr>
+          <w:p/>
+        </w:tc>
+        <w:tc>
+          <w:tcPr>
+            <w:tcW w:w="4536" w:type="dxa"/>
+          </w:tcPr>
+          <w:p>
+            <w:pPr>
+              <w:jc w:val="center"/>
+            </w:pPr>
+          </w:p>
+        </w:tc>
+        <w:tc>
+          <w:tcPr>
+            <w:tcW w:w="1418" w:type="dxa"/>
+          </w:tcPr>
+          <w:p>
+            <w:r>
+              <w:t>21/04/2026</w:t>
+            </w:r>
+          </w:p>
+        </w:tc>
+      </w:tr>
+      <w:tr>
+        <w:tc>
+          <w:tcPr>
+            <w:tcW w:w="1413" w:type="dxa"/>
+          </w:tcPr>
+          <w:p/>
+        </w:tc>
+        <w:tc>
+          <w:tcPr>
+            <w:tcW w:w="992" w:type="dxa"/>
+          </w:tcPr>
+          <w:p/>
+        </w:tc>
+        <w:tc>
+          <w:tcPr>
+            <w:tcW w:w="1276" w:type="dxa"/>
+          </w:tcPr>
+          <w:p/>
+        </w:tc>
+        <w:tc>
+          <w:tcPr>
+            <w:tcW w:w="1417" w:type="dxa"/>
+          </w:tcPr>
+          <w:p/>
+        </w:tc>
+        <w:tc>
+          <w:tcPr>
+            <w:tcW w:w="4536" w:type="dxa"/>
+          </w:tcPr>
+          <w:p/>
+        </w:tc>
+        <w:tc>
+          <w:tcPr>
+            <w:tcW w:w="1418" w:type="dxa"/>
           </w:tcPr>
           <w:p>
             <w:r>
@@ -1901,7 +4456,7 @@
     <w:p/>
     <w:sectPr>
       <w:pgSz w:w="11906" w:h="16838"/>
-      <w:pgMar w:top="720" w:right="720" w:bottom="720" w:left="720" w:header="708" w:footer="708" w:gutter="0"/>
+      <w:pgMar w:top="1440" w:right="1440" w:bottom="1440" w:left="1440" w:header="708" w:footer="708" w:gutter="0"/>
       <w:cols w:space="708"/>
       <w:docGrid w:linePitch="360"/>
     </w:sectPr>
@@ -2353,6 +4908,74 @@
       </w:tblBorders>
     </w:tblPr>
   </w:style>
+  <w:style w:type="character" w:styleId="CommentReference">
+    <w:name w:val="annotation reference"/>
+    <w:basedOn w:val="DefaultParagraphFont"/>
+    <w:uiPriority w:val="99"/>
+    <w:semiHidden/>
+    <w:unhideWhenUsed/>
+    <w:rsid w:val="00E96746"/>
+    <w:rPr>
+      <w:sz w:val="16"/>
+      <w:szCs w:val="16"/>
+    </w:rPr>
+  </w:style>
+  <w:style w:type="paragraph" w:styleId="CommentText">
+    <w:name w:val="annotation text"/>
+    <w:basedOn w:val="Normal"/>
+    <w:link w:val="CommentTextChar"/>
+    <w:uiPriority w:val="99"/>
+    <w:semiHidden/>
+    <w:unhideWhenUsed/>
+    <w:rsid w:val="00E96746"/>
+    <w:pPr>
+      <w:spacing w:line="240" w:lineRule="auto"/>
+    </w:pPr>
+    <w:rPr>
+      <w:sz w:val="20"/>
+      <w:szCs w:val="20"/>
+    </w:rPr>
+  </w:style>
+  <w:style w:type="character" w:customStyle="1" w:styleId="CommentTextChar">
+    <w:name w:val="Comment Text Char"/>
+    <w:basedOn w:val="DefaultParagraphFont"/>
+    <w:link w:val="CommentText"/>
+    <w:uiPriority w:val="99"/>
+    <w:semiHidden/>
+    <w:rsid w:val="00E96746"/>
+    <w:rPr>
+      <w:sz w:val="20"/>
+      <w:szCs w:val="20"/>
+    </w:rPr>
+  </w:style>
+  <w:style w:type="paragraph" w:styleId="CommentSubject">
+    <w:name w:val="annotation subject"/>
+    <w:basedOn w:val="CommentText"/>
+    <w:next w:val="CommentText"/>
+    <w:link w:val="CommentSubjectChar"/>
+    <w:uiPriority w:val="99"/>
+    <w:semiHidden/>
+    <w:unhideWhenUsed/>
+    <w:rsid w:val="00E96746"/>
+    <w:rPr>
+      <w:b/>
+      <w:bCs/>
+    </w:rPr>
+  </w:style>
+  <w:style w:type="character" w:customStyle="1" w:styleId="CommentSubjectChar">
+    <w:name w:val="Comment Subject Char"/>
+    <w:basedOn w:val="CommentTextChar"/>
+    <w:link w:val="CommentSubject"/>
+    <w:uiPriority w:val="99"/>
+    <w:semiHidden/>
+    <w:rsid w:val="00E96746"/>
+    <w:rPr>
+      <w:b/>
+      <w:bCs/>
+      <w:sz w:val="20"/>
+      <w:szCs w:val="20"/>
+    </w:rPr>
+  </w:style>
 </w:styles>
 </file>
 
